--- a/BTH2/Phiếu học tập CSS - BTTH02 - K66.docx
+++ b/BTH2/Phiếu học tập CSS - BTTH02 - K66.docx
@@ -407,25 +407,7 @@
           <w:color w:val="000000"/>
           <w:lang w:val="vi-VN"/>
         </w:rPr>
-        <w:t xml:space="preserve"> diện, định dạng và trình bày (màu sắc, font, layout</w:t>
-      </w:r>
-      <w:proofErr w:type="gramStart"/>
-      <w:r>
-        <w:rPr>
-          <w:rFonts w:ascii="inter" w:eastAsia="inter" w:hAnsi="inter" w:cs="inter"/>
-          <w:color w:val="000000"/>
-          <w:lang w:val="vi-VN"/>
-        </w:rPr>
-        <w:t xml:space="preserve"> ,...</w:t>
-      </w:r>
-      <w:proofErr w:type="gramEnd"/>
-      <w:r>
-        <w:rPr>
-          <w:rFonts w:ascii="inter" w:eastAsia="inter" w:hAnsi="inter" w:cs="inter"/>
-          <w:color w:val="000000"/>
-          <w:lang w:val="vi-VN"/>
-        </w:rPr>
-        <w:t>)</w:t>
+        <w:t xml:space="preserve"> diện, định dạng và trình bày (màu sắc, font, layout ,...)</w:t>
       </w:r>
     </w:p>
     <w:p>
@@ -1354,29 +1336,7 @@
                 <w:sz w:val="18"/>
                 <w:shd w:val="clear" w:color="auto" w:fill="F8F8FA"/>
               </w:rPr>
-              <w:t xml:space="preserve">* </w:t>
-            </w:r>
-            <w:proofErr w:type="gramStart"/>
-            <w:r>
-              <w:rPr>
-                <w:rStyle w:val="VerbatimChar"/>
-                <w:rFonts w:ascii="IBM Plex Mono" w:eastAsia="IBM Plex Mono" w:hAnsi="IBM Plex Mono" w:cs="IBM Plex Mono"/>
-                <w:color w:val="000000"/>
-                <w:sz w:val="18"/>
-                <w:shd w:val="clear" w:color="auto" w:fill="F8F8FA"/>
-              </w:rPr>
-              <w:t>{ margin</w:t>
-            </w:r>
-            <w:proofErr w:type="gramEnd"/>
-            <w:r>
-              <w:rPr>
-                <w:rStyle w:val="VerbatimChar"/>
-                <w:rFonts w:ascii="IBM Plex Mono" w:eastAsia="IBM Plex Mono" w:hAnsi="IBM Plex Mono" w:cs="IBM Plex Mono"/>
-                <w:color w:val="000000"/>
-                <w:sz w:val="18"/>
-                <w:shd w:val="clear" w:color="auto" w:fill="F8F8FA"/>
-              </w:rPr>
-              <w:t>: 0; }</w:t>
+              <w:t>* { margin: 0; }</w:t>
             </w:r>
           </w:p>
         </w:tc>
@@ -1500,29 +1460,7 @@
                 <w:sz w:val="18"/>
                 <w:shd w:val="clear" w:color="auto" w:fill="F8F8FA"/>
               </w:rPr>
-              <w:t xml:space="preserve">p </w:t>
-            </w:r>
-            <w:proofErr w:type="gramStart"/>
-            <w:r>
-              <w:rPr>
-                <w:rStyle w:val="VerbatimChar"/>
-                <w:rFonts w:ascii="IBM Plex Mono" w:eastAsia="IBM Plex Mono" w:hAnsi="IBM Plex Mono" w:cs="IBM Plex Mono"/>
-                <w:color w:val="000000"/>
-                <w:sz w:val="18"/>
-                <w:shd w:val="clear" w:color="auto" w:fill="F8F8FA"/>
-              </w:rPr>
-              <w:t>{ color</w:t>
-            </w:r>
-            <w:proofErr w:type="gramEnd"/>
-            <w:r>
-              <w:rPr>
-                <w:rStyle w:val="VerbatimChar"/>
-                <w:rFonts w:ascii="IBM Plex Mono" w:eastAsia="IBM Plex Mono" w:hAnsi="IBM Plex Mono" w:cs="IBM Plex Mono"/>
-                <w:color w:val="000000"/>
-                <w:sz w:val="18"/>
-                <w:shd w:val="clear" w:color="auto" w:fill="F8F8FA"/>
-              </w:rPr>
-              <w:t>: blue; }</w:t>
+              <w:t>p { color: blue; }</w:t>
             </w:r>
           </w:p>
         </w:tc>
@@ -1613,7 +1551,6 @@
             <w:pPr>
               <w:spacing w:line="336" w:lineRule="auto"/>
             </w:pPr>
-            <w:proofErr w:type="gramStart"/>
             <w:r>
               <w:rPr>
                 <w:rStyle w:val="VerbatimChar"/>
@@ -1624,7 +1561,6 @@
               </w:rPr>
               <w:t>.className</w:t>
             </w:r>
-            <w:proofErr w:type="gramEnd"/>
           </w:p>
         </w:tc>
         <w:tc>
@@ -1640,7 +1576,6 @@
             <w:pPr>
               <w:spacing w:line="336" w:lineRule="auto"/>
             </w:pPr>
-            <w:proofErr w:type="gramStart"/>
             <w:r>
               <w:rPr>
                 <w:rStyle w:val="VerbatimChar"/>
@@ -1649,18 +1584,7 @@
                 <w:sz w:val="18"/>
                 <w:shd w:val="clear" w:color="auto" w:fill="F8F8FA"/>
               </w:rPr>
-              <w:t>.btn</w:t>
-            </w:r>
-            <w:proofErr w:type="gramEnd"/>
-            <w:r>
-              <w:rPr>
-                <w:rStyle w:val="VerbatimChar"/>
-                <w:rFonts w:ascii="IBM Plex Mono" w:eastAsia="IBM Plex Mono" w:hAnsi="IBM Plex Mono" w:cs="IBM Plex Mono"/>
-                <w:color w:val="000000"/>
-                <w:sz w:val="18"/>
-                <w:shd w:val="clear" w:color="auto" w:fill="F8F8FA"/>
-              </w:rPr>
-              <w:t xml:space="preserve"> { padding: 10px; }</w:t>
+              <w:t>.btn { padding: 10px; }</w:t>
             </w:r>
           </w:p>
         </w:tc>
@@ -1784,29 +1708,7 @@
                 <w:sz w:val="18"/>
                 <w:shd w:val="clear" w:color="auto" w:fill="F8F8FA"/>
               </w:rPr>
-              <w:t xml:space="preserve">#header </w:t>
-            </w:r>
-            <w:proofErr w:type="gramStart"/>
-            <w:r>
-              <w:rPr>
-                <w:rStyle w:val="VerbatimChar"/>
-                <w:rFonts w:ascii="IBM Plex Mono" w:eastAsia="IBM Plex Mono" w:hAnsi="IBM Plex Mono" w:cs="IBM Plex Mono"/>
-                <w:color w:val="000000"/>
-                <w:sz w:val="18"/>
-                <w:shd w:val="clear" w:color="auto" w:fill="F8F8FA"/>
-              </w:rPr>
-              <w:t>{ background</w:t>
-            </w:r>
-            <w:proofErr w:type="gramEnd"/>
-            <w:r>
-              <w:rPr>
-                <w:rStyle w:val="VerbatimChar"/>
-                <w:rFonts w:ascii="IBM Plex Mono" w:eastAsia="IBM Plex Mono" w:hAnsi="IBM Plex Mono" w:cs="IBM Plex Mono"/>
-                <w:color w:val="000000"/>
-                <w:sz w:val="18"/>
-                <w:shd w:val="clear" w:color="auto" w:fill="F8F8FA"/>
-              </w:rPr>
-              <w:t>: gray; }</w:t>
+              <w:t>#header { background: gray; }</w:t>
             </w:r>
           </w:p>
         </w:tc>
@@ -1930,29 +1832,7 @@
                 <w:sz w:val="18"/>
                 <w:shd w:val="clear" w:color="auto" w:fill="F8F8FA"/>
               </w:rPr>
-              <w:t xml:space="preserve">nav a </w:t>
-            </w:r>
-            <w:proofErr w:type="gramStart"/>
-            <w:r>
-              <w:rPr>
-                <w:rStyle w:val="VerbatimChar"/>
-                <w:rFonts w:ascii="IBM Plex Mono" w:eastAsia="IBM Plex Mono" w:hAnsi="IBM Plex Mono" w:cs="IBM Plex Mono"/>
-                <w:color w:val="000000"/>
-                <w:sz w:val="18"/>
-                <w:shd w:val="clear" w:color="auto" w:fill="F8F8FA"/>
-              </w:rPr>
-              <w:t>{ text</w:t>
-            </w:r>
-            <w:proofErr w:type="gramEnd"/>
-            <w:r>
-              <w:rPr>
-                <w:rStyle w:val="VerbatimChar"/>
-                <w:rFonts w:ascii="IBM Plex Mono" w:eastAsia="IBM Plex Mono" w:hAnsi="IBM Plex Mono" w:cs="IBM Plex Mono"/>
-                <w:color w:val="000000"/>
-                <w:sz w:val="18"/>
-                <w:shd w:val="clear" w:color="auto" w:fill="F8F8FA"/>
-              </w:rPr>
-              <w:t>-decoration: none; }</w:t>
+              <w:t>nav a { text-decoration: none; }</w:t>
             </w:r>
           </w:p>
         </w:tc>
@@ -2077,29 +1957,7 @@
                 <w:sz w:val="18"/>
                 <w:shd w:val="clear" w:color="auto" w:fill="F8F8FA"/>
               </w:rPr>
-              <w:t xml:space="preserve">h1, h2, h3 </w:t>
-            </w:r>
-            <w:proofErr w:type="gramStart"/>
-            <w:r>
-              <w:rPr>
-                <w:rStyle w:val="VerbatimChar"/>
-                <w:rFonts w:ascii="IBM Plex Mono" w:eastAsia="IBM Plex Mono" w:hAnsi="IBM Plex Mono" w:cs="IBM Plex Mono"/>
-                <w:color w:val="000000"/>
-                <w:sz w:val="18"/>
-                <w:shd w:val="clear" w:color="auto" w:fill="F8F8FA"/>
-              </w:rPr>
-              <w:t>{ font</w:t>
-            </w:r>
-            <w:proofErr w:type="gramEnd"/>
-            <w:r>
-              <w:rPr>
-                <w:rStyle w:val="VerbatimChar"/>
-                <w:rFonts w:ascii="IBM Plex Mono" w:eastAsia="IBM Plex Mono" w:hAnsi="IBM Plex Mono" w:cs="IBM Plex Mono"/>
-                <w:color w:val="000000"/>
-                <w:sz w:val="18"/>
-                <w:shd w:val="clear" w:color="auto" w:fill="F8F8FA"/>
-              </w:rPr>
-              <w:t>-family: Arial; }</w:t>
+              <w:t>h1, h2, h3 { font-family: Arial; }</w:t>
             </w:r>
           </w:p>
         </w:tc>
@@ -2190,7 +2048,6 @@
             <w:pPr>
               <w:spacing w:line="336" w:lineRule="auto"/>
             </w:pPr>
-            <w:proofErr w:type="gramStart"/>
             <w:r>
               <w:rPr>
                 <w:rStyle w:val="VerbatimChar"/>
@@ -2201,7 +2058,6 @@
               </w:rPr>
               <w:t>selector:state</w:t>
             </w:r>
-            <w:proofErr w:type="gramEnd"/>
           </w:p>
         </w:tc>
         <w:tc>
@@ -2217,7 +2073,6 @@
             <w:pPr>
               <w:spacing w:line="336" w:lineRule="auto"/>
             </w:pPr>
-            <w:proofErr w:type="gramStart"/>
             <w:r>
               <w:rPr>
                 <w:rStyle w:val="VerbatimChar"/>
@@ -2226,18 +2081,7 @@
                 <w:sz w:val="18"/>
                 <w:shd w:val="clear" w:color="auto" w:fill="F8F8FA"/>
               </w:rPr>
-              <w:t>a:hover</w:t>
-            </w:r>
-            <w:proofErr w:type="gramEnd"/>
-            <w:r>
-              <w:rPr>
-                <w:rStyle w:val="VerbatimChar"/>
-                <w:rFonts w:ascii="IBM Plex Mono" w:eastAsia="IBM Plex Mono" w:hAnsi="IBM Plex Mono" w:cs="IBM Plex Mono"/>
-                <w:color w:val="000000"/>
-                <w:sz w:val="18"/>
-                <w:shd w:val="clear" w:color="auto" w:fill="F8F8FA"/>
-              </w:rPr>
-              <w:t xml:space="preserve"> { color: red; }</w:t>
+              <w:t>a:hover { color: red; }</w:t>
             </w:r>
           </w:p>
         </w:tc>
@@ -2714,27 +2558,7 @@
           <w:sz w:val="18"/>
         </w:rPr>
         <w:br/>
-        <w:t xml:space="preserve">        &lt;p&gt;&amp;copy; 2026 My Blog. All rights </w:t>
-      </w:r>
-      <w:proofErr w:type="gramStart"/>
-      <w:r>
-        <w:rPr>
-          <w:rStyle w:val="VerbatimChar"/>
-          <w:rFonts w:ascii="IBM Plex Mono" w:eastAsia="IBM Plex Mono" w:hAnsi="IBM Plex Mono" w:cs="IBM Plex Mono"/>
-          <w:color w:val="000000"/>
-          <w:sz w:val="18"/>
-        </w:rPr>
-        <w:t>reserved.&lt;</w:t>
-      </w:r>
-      <w:proofErr w:type="gramEnd"/>
-      <w:r>
-        <w:rPr>
-          <w:rStyle w:val="VerbatimChar"/>
-          <w:rFonts w:ascii="IBM Plex Mono" w:eastAsia="IBM Plex Mono" w:hAnsi="IBM Plex Mono" w:cs="IBM Plex Mono"/>
-          <w:color w:val="000000"/>
-          <w:sz w:val="18"/>
-        </w:rPr>
-        <w:t>/p&gt;</w:t>
+        <w:t xml:space="preserve">        &lt;p&gt;&amp;copy; 2026 My Blog. All rights reserved.&lt;/p&gt;</w:t>
       </w:r>
       <w:r>
         <w:rPr>
@@ -2858,25 +2682,14 @@
           <w:sz w:val="18"/>
         </w:rPr>
       </w:pPr>
-      <w:proofErr w:type="gramStart"/>
-      <w:r>
-        <w:rPr>
-          <w:rStyle w:val="VerbatimChar"/>
-          <w:rFonts w:ascii="IBM Plex Mono" w:eastAsia="IBM Plex Mono" w:hAnsi="IBM Plex Mono" w:cs="IBM Plex Mono"/>
-          <w:color w:val="000000"/>
-          <w:sz w:val="18"/>
-        </w:rPr>
-        <w:t>&lt;!--</w:t>
-      </w:r>
-      <w:proofErr w:type="gramEnd"/>
-      <w:r>
-        <w:rPr>
-          <w:rStyle w:val="VerbatimChar"/>
-          <w:rFonts w:ascii="IBM Plex Mono" w:eastAsia="IBM Plex Mono" w:hAnsi="IBM Plex Mono" w:cs="IBM Plex Mono"/>
-          <w:color w:val="000000"/>
-          <w:sz w:val="18"/>
-        </w:rPr>
-        <w:t xml:space="preserve"> TODO: Viết code liên kết CSS vào đây --&gt;</w:t>
+      <w:r>
+        <w:rPr>
+          <w:rStyle w:val="VerbatimChar"/>
+          <w:rFonts w:ascii="IBM Plex Mono" w:eastAsia="IBM Plex Mono" w:hAnsi="IBM Plex Mono" w:cs="IBM Plex Mono"/>
+          <w:color w:val="000000"/>
+          <w:sz w:val="18"/>
+        </w:rPr>
+        <w:t>&lt;!-- TODO: Viết code liên kết CSS vào đây --&gt;</w:t>
       </w:r>
     </w:p>
     <w:p>
@@ -3324,7 +3137,6 @@
       <w:r>
         <w:rPr>
           <w:rFonts w:ascii="inter" w:eastAsia="inter" w:hAnsi="inter" w:cs="inter"/>
-          <w:noProof/>
           <w:color w:val="000000"/>
         </w:rPr>
         <w:drawing>
@@ -3343,7 +3155,7 @@
                     <pic:cNvPicPr/>
                   </pic:nvPicPr>
                   <pic:blipFill>
-                    <a:blip r:embed="rId7"/>
+                    <a:blip r:embed="rId5"/>
                     <a:stretch>
                       <a:fillRect/>
                     </a:stretch>
@@ -3405,7 +3217,6 @@
       </w:pPr>
       <w:r>
         <w:rPr>
-          <w:noProof/>
           <w:lang w:val="vi-VN"/>
         </w:rPr>
         <w:lastRenderedPageBreak/>
@@ -3425,7 +3236,7 @@
                     <pic:cNvPicPr/>
                   </pic:nvPicPr>
                   <pic:blipFill>
-                    <a:blip r:embed="rId8"/>
+                    <a:blip r:embed="rId6"/>
                     <a:stretch>
                       <a:fillRect/>
                     </a:stretch>
@@ -4188,7 +3999,7 @@
           <w:rFonts w:ascii="inter" w:eastAsia="inter" w:hAnsi="inter" w:cs="inter"/>
           <w:color w:val="000000"/>
         </w:rPr>
-        <w:t xml:space="preserve"> nào cho toàn bộ trang?</w:t>
+        <w:t xml:space="preserve"> nào cho toàn bộ trang? Tại sao?</w:t>
       </w:r>
     </w:p>
     <w:p>
@@ -5162,7 +4973,6 @@
         <w:rPr>
           <w:rFonts w:ascii="inter" w:eastAsia="inter" w:hAnsi="inter" w:cs="inter"/>
           <w:i/>
-          <w:noProof/>
           <w:color w:val="000000"/>
         </w:rPr>
         <w:drawing>
@@ -5181,7 +4991,7 @@
                     <pic:cNvPicPr/>
                   </pic:nvPicPr>
                   <pic:blipFill>
-                    <a:blip r:embed="rId9"/>
+                    <a:blip r:embed="rId7"/>
                     <a:stretch>
                       <a:fillRect/>
                     </a:stretch>
@@ -5304,8 +5114,8 @@
       </w:tblPr>
       <w:tblGrid>
         <w:gridCol w:w="1649"/>
-        <w:gridCol w:w="2640"/>
-        <w:gridCol w:w="2984"/>
+        <w:gridCol w:w="2487"/>
+        <w:gridCol w:w="2593"/>
       </w:tblGrid>
       <w:tr>
         <w:trPr>
@@ -5427,39 +5237,15 @@
           <w:p>
             <w:pPr>
               <w:spacing w:line="360" w:lineRule="auto"/>
-              <w:rPr>
-                <w:rFonts w:asciiTheme="minorHAnsi"/>
-                <w:lang w:val="vi-VN"/>
-              </w:rPr>
             </w:pPr>
             <w:r>
               <w:rPr>
-                <w:rFonts w:asciiTheme="minorHAnsi"/>
+                <w:rFonts w:ascii="inter" w:eastAsia="inter" w:hAnsi="inter" w:cs="inter"/>
+                <w:i/>
+                <w:color w:val="000000"/>
+                <w:sz w:val="17"/>
               </w:rPr>
-              <w:t>1</w:t>
-            </w:r>
-            <w:r>
-              <w:rPr>
-                <w:rFonts w:asciiTheme="minorHAnsi"/>
-                <w:lang w:val="vi-VN"/>
-              </w:rPr>
-              <w:t xml:space="preserve"> </w:t>
-            </w:r>
-            <w:proofErr w:type="gramStart"/>
-            <w:r>
-              <w:rPr>
-                <w:rFonts w:asciiTheme="minorHAnsi"/>
-                <w:lang w:val="vi-VN"/>
-              </w:rPr>
-              <w:t>chiều(</w:t>
-            </w:r>
-            <w:proofErr w:type="gramEnd"/>
-            <w:r>
-              <w:rPr>
-                <w:rFonts w:asciiTheme="minorHAnsi"/>
-                <w:lang w:val="vi-VN"/>
-              </w:rPr>
-              <w:t>Dòng hoặc cột)</w:t>
+              <w:t>(Tự điền: 1 chiều hay 2 chiều?)</w:t>
             </w:r>
           </w:p>
         </w:tc>
@@ -5474,39 +5260,15 @@
           <w:p>
             <w:pPr>
               <w:spacing w:line="360" w:lineRule="auto"/>
-              <w:rPr>
-                <w:rFonts w:asciiTheme="minorHAnsi"/>
-                <w:lang w:val="vi-VN"/>
-              </w:rPr>
             </w:pPr>
             <w:r>
               <w:rPr>
-                <w:rFonts w:asciiTheme="minorHAnsi"/>
+                <w:rFonts w:ascii="inter" w:eastAsia="inter" w:hAnsi="inter" w:cs="inter"/>
+                <w:i/>
+                <w:color w:val="000000"/>
+                <w:sz w:val="17"/>
               </w:rPr>
-              <w:t>2</w:t>
-            </w:r>
-            <w:r>
-              <w:rPr>
-                <w:rFonts w:asciiTheme="minorHAnsi"/>
-                <w:lang w:val="vi-VN"/>
-              </w:rPr>
-              <w:t xml:space="preserve"> </w:t>
-            </w:r>
-            <w:proofErr w:type="gramStart"/>
-            <w:r>
-              <w:rPr>
-                <w:rFonts w:asciiTheme="minorHAnsi"/>
-                <w:lang w:val="vi-VN"/>
-              </w:rPr>
-              <w:t>chiều(</w:t>
-            </w:r>
-            <w:proofErr w:type="gramEnd"/>
-            <w:r>
-              <w:rPr>
-                <w:rFonts w:asciiTheme="minorHAnsi"/>
-                <w:lang w:val="vi-VN"/>
-              </w:rPr>
-              <w:t>Cả dòng và Cột)</w:t>
+              <w:t>(Tự điền: 1 chiều hay 2 chiều?)</w:t>
             </w:r>
           </w:p>
         </w:tc>
@@ -5553,17 +5315,15 @@
           <w:p>
             <w:pPr>
               <w:spacing w:line="360" w:lineRule="auto"/>
-              <w:rPr>
-                <w:rFonts w:asciiTheme="minorHAnsi"/>
-                <w:lang w:val="vi-VN"/>
-              </w:rPr>
             </w:pPr>
             <w:r>
               <w:rPr>
-                <w:rFonts w:asciiTheme="minorHAnsi"/>
-                <w:lang w:val="vi-VN"/>
+                <w:rFonts w:ascii="inter" w:eastAsia="inter" w:hAnsi="inter" w:cs="inter"/>
+                <w:i/>
+                <w:color w:val="000000"/>
+                <w:sz w:val="17"/>
               </w:rPr>
-              <w:t>Menu, các nhóm item nhỏ</w:t>
+              <w:t>(Tự điền)</w:t>
             </w:r>
           </w:p>
         </w:tc>
@@ -5578,23 +5338,15 @@
           <w:p>
             <w:pPr>
               <w:spacing w:line="360" w:lineRule="auto"/>
-              <w:rPr>
-                <w:rFonts w:asciiTheme="minorHAnsi"/>
-                <w:lang w:val="vi-VN"/>
-              </w:rPr>
             </w:pPr>
             <w:r>
               <w:rPr>
-                <w:rFonts w:asciiTheme="minorHAnsi"/>
+                <w:rFonts w:ascii="inter" w:eastAsia="inter" w:hAnsi="inter" w:cs="inter"/>
+                <w:i/>
+                <w:color w:val="000000"/>
+                <w:sz w:val="17"/>
               </w:rPr>
-              <w:t>Layout</w:t>
-            </w:r>
-            <w:r>
-              <w:rPr>
-                <w:rFonts w:asciiTheme="minorHAnsi"/>
-                <w:lang w:val="vi-VN"/>
-              </w:rPr>
-              <w:t xml:space="preserve"> tổng thể trang phức tạp</w:t>
+              <w:t>(Tự điền)</w:t>
             </w:r>
           </w:p>
         </w:tc>
@@ -5781,39 +5533,15 @@
           <w:p>
             <w:pPr>
               <w:spacing w:line="360" w:lineRule="auto"/>
-              <w:rPr>
-                <w:rFonts w:asciiTheme="minorHAnsi"/>
-                <w:lang w:val="vi-VN"/>
-              </w:rPr>
             </w:pPr>
             <w:r>
               <w:rPr>
-                <w:rFonts w:asciiTheme="minorHAnsi"/>
+                <w:rFonts w:ascii="inter" w:eastAsia="inter" w:hAnsi="inter" w:cs="inter"/>
+                <w:i/>
+                <w:color w:val="000000"/>
+                <w:sz w:val="17"/>
               </w:rPr>
-              <w:t>Thanh</w:t>
-            </w:r>
-            <w:r>
-              <w:rPr>
-                <w:rFonts w:asciiTheme="minorHAnsi"/>
-                <w:lang w:val="vi-VN"/>
-              </w:rPr>
-              <w:t xml:space="preserve"> điều </w:t>
-            </w:r>
-            <w:proofErr w:type="gramStart"/>
-            <w:r>
-              <w:rPr>
-                <w:rFonts w:asciiTheme="minorHAnsi"/>
-                <w:lang w:val="vi-VN"/>
-              </w:rPr>
-              <w:t>hướng(</w:t>
-            </w:r>
-            <w:proofErr w:type="gramEnd"/>
-            <w:r>
-              <w:rPr>
-                <w:rFonts w:asciiTheme="minorHAnsi"/>
-                <w:lang w:val="vi-VN"/>
-              </w:rPr>
-              <w:t>Navbar)</w:t>
+              <w:t>(Tự điền)</w:t>
             </w:r>
           </w:p>
         </w:tc>
@@ -5828,39 +5556,15 @@
           <w:p>
             <w:pPr>
               <w:spacing w:line="360" w:lineRule="auto"/>
-              <w:rPr>
-                <w:rFonts w:asciiTheme="minorHAnsi"/>
-                <w:lang w:val="vi-VN"/>
-              </w:rPr>
             </w:pPr>
             <w:r>
               <w:rPr>
-                <w:rFonts w:asciiTheme="minorHAnsi"/>
+                <w:rFonts w:ascii="inter" w:eastAsia="inter" w:hAnsi="inter" w:cs="inter"/>
+                <w:i/>
+                <w:color w:val="000000"/>
+                <w:sz w:val="17"/>
               </w:rPr>
-              <w:t>Lướt</w:t>
-            </w:r>
-            <w:r>
-              <w:rPr>
-                <w:rFonts w:asciiTheme="minorHAnsi"/>
-                <w:lang w:val="vi-VN"/>
-              </w:rPr>
-              <w:t xml:space="preserve"> bài </w:t>
-            </w:r>
-            <w:proofErr w:type="gramStart"/>
-            <w:r>
-              <w:rPr>
-                <w:rFonts w:asciiTheme="minorHAnsi"/>
-                <w:lang w:val="vi-VN"/>
-              </w:rPr>
-              <w:t>viết(</w:t>
-            </w:r>
-            <w:proofErr w:type="gramEnd"/>
-            <w:r>
-              <w:rPr>
-                <w:rFonts w:asciiTheme="minorHAnsi"/>
-                <w:lang w:val="vi-VN"/>
-              </w:rPr>
-              <w:t>Grid Gallery)</w:t>
+              <w:t>(Tự điền)</w:t>
             </w:r>
           </w:p>
         </w:tc>
@@ -5889,25 +5593,14 @@
         <w:shd w:val="clear" w:color="auto" w:fill="F8F8FA"/>
         <w:spacing w:line="336" w:lineRule="auto"/>
       </w:pPr>
-      <w:proofErr w:type="gramStart"/>
-      <w:r>
-        <w:rPr>
-          <w:rStyle w:val="VerbatimChar"/>
-          <w:rFonts w:ascii="IBM Plex Mono" w:eastAsia="IBM Plex Mono" w:hAnsi="IBM Plex Mono" w:cs="IBM Plex Mono"/>
-          <w:color w:val="000000"/>
-          <w:sz w:val="18"/>
-        </w:rPr>
-        <w:t>.flex</w:t>
-      </w:r>
-      <w:proofErr w:type="gramEnd"/>
-      <w:r>
-        <w:rPr>
-          <w:rStyle w:val="VerbatimChar"/>
-          <w:rFonts w:ascii="IBM Plex Mono" w:eastAsia="IBM Plex Mono" w:hAnsi="IBM Plex Mono" w:cs="IBM Plex Mono"/>
-          <w:color w:val="000000"/>
-          <w:sz w:val="18"/>
-        </w:rPr>
-        <w:t>-container {</w:t>
+      <w:r>
+        <w:rPr>
+          <w:rStyle w:val="VerbatimChar"/>
+          <w:rFonts w:ascii="IBM Plex Mono" w:eastAsia="IBM Plex Mono" w:hAnsi="IBM Plex Mono" w:cs="IBM Plex Mono"/>
+          <w:color w:val="000000"/>
+          <w:sz w:val="18"/>
+        </w:rPr>
+        <w:t>.flex-container {</w:t>
       </w:r>
       <w:r>
         <w:rPr>
@@ -5947,25 +5640,7 @@
           <w:sz w:val="18"/>
         </w:rPr>
         <w:br/>
-        <w:t xml:space="preserve">    justify-content:</w:t>
-      </w:r>
-      <w:r>
-        <w:rPr>
-          <w:rStyle w:val="VerbatimChar"/>
-          <w:rFonts w:ascii="IBM Plex Mono" w:eastAsia="IBM Plex Mono" w:hAnsi="IBM Plex Mono" w:cs="IBM Plex Mono"/>
-          <w:color w:val="000000"/>
-          <w:sz w:val="18"/>
-        </w:rPr>
-        <w:t>center</w:t>
-      </w:r>
-      <w:r>
-        <w:rPr>
-          <w:rStyle w:val="VerbatimChar"/>
-          <w:rFonts w:ascii="IBM Plex Mono" w:eastAsia="IBM Plex Mono" w:hAnsi="IBM Plex Mono" w:cs="IBM Plex Mono"/>
-          <w:color w:val="000000"/>
-          <w:sz w:val="18"/>
-        </w:rPr>
-        <w:t>; /* flex-start | center | space-between | space-around */</w:t>
+        <w:t xml:space="preserve">    justify-content: ___________; /* flex-start | center | space-between | space-around */</w:t>
       </w:r>
       <w:r>
         <w:rPr>
@@ -5995,25 +5670,7 @@
           <w:sz w:val="18"/>
         </w:rPr>
         <w:br/>
-        <w:t xml:space="preserve">    align-items:</w:t>
-      </w:r>
-      <w:r>
-        <w:rPr>
-          <w:rStyle w:val="VerbatimChar"/>
-          <w:rFonts w:ascii="IBM Plex Mono" w:eastAsia="IBM Plex Mono" w:hAnsi="IBM Plex Mono" w:cs="IBM Plex Mono"/>
-          <w:color w:val="000000"/>
-          <w:sz w:val="18"/>
-        </w:rPr>
-        <w:t>center</w:t>
-      </w:r>
-      <w:r>
-        <w:rPr>
-          <w:rStyle w:val="VerbatimChar"/>
-          <w:rFonts w:ascii="IBM Plex Mono" w:eastAsia="IBM Plex Mono" w:hAnsi="IBM Plex Mono" w:cs="IBM Plex Mono"/>
-          <w:color w:val="000000"/>
-          <w:sz w:val="18"/>
-        </w:rPr>
-        <w:t>; /* flex-start | center | flex-end | stretch */</w:t>
+        <w:t xml:space="preserve">    align-items: ___________; /* flex-start | center | flex-end | stretch */</w:t>
       </w:r>
       <w:r>
         <w:rPr>
@@ -6043,25 +5700,7 @@
           <w:sz w:val="18"/>
         </w:rPr>
         <w:br/>
-        <w:t xml:space="preserve">    flex-wrap:</w:t>
-      </w:r>
-      <w:r>
-        <w:rPr>
-          <w:rStyle w:val="VerbatimChar"/>
-          <w:rFonts w:ascii="IBM Plex Mono" w:eastAsia="IBM Plex Mono" w:hAnsi="IBM Plex Mono" w:cs="IBM Plex Mono"/>
-          <w:color w:val="000000"/>
-          <w:sz w:val="18"/>
-        </w:rPr>
-        <w:t>wrap</w:t>
-      </w:r>
-      <w:r>
-        <w:rPr>
-          <w:rStyle w:val="VerbatimChar"/>
-          <w:rFonts w:ascii="IBM Plex Mono" w:eastAsia="IBM Plex Mono" w:hAnsi="IBM Plex Mono" w:cs="IBM Plex Mono"/>
-          <w:color w:val="000000"/>
-          <w:sz w:val="18"/>
-        </w:rPr>
-        <w:t>; /* nowrap | wrap */</w:t>
+        <w:t xml:space="preserve">    flex-wrap: ___________; /* nowrap | wrap */</w:t>
       </w:r>
       <w:r>
         <w:rPr>
@@ -6091,26 +5730,7 @@
           <w:sz w:val="18"/>
         </w:rPr>
         <w:br/>
-        <w:t xml:space="preserve">    gap:</w:t>
-      </w:r>
-      <w:r>
-        <w:rPr>
-          <w:rStyle w:val="VerbatimChar"/>
-          <w:rFonts w:ascii="IBM Plex Mono" w:eastAsia="IBM Plex Mono" w:hAnsi="IBM Plex Mono" w:cs="IBM Plex Mono"/>
-          <w:color w:val="000000"/>
-          <w:sz w:val="18"/>
-        </w:rPr>
-        <w:t>117</w:t>
-      </w:r>
-      <w:r>
-        <w:rPr>
-          <w:rStyle w:val="VerbatimChar"/>
-          <w:rFonts w:ascii="IBM Plex Mono" w:eastAsia="IBM Plex Mono" w:hAnsi="IBM Plex Mono" w:cs="IBM Plex Mono"/>
-          <w:color w:val="000000"/>
-          <w:sz w:val="18"/>
-          <w:lang w:val="vi-VN"/>
-        </w:rPr>
-        <w:t>;</w:t>
+        <w:t xml:space="preserve">    gap: ___________;</w:t>
       </w:r>
       <w:r>
         <w:rPr>
@@ -6155,25 +5775,14 @@
         <w:shd w:val="clear" w:color="auto" w:fill="F8F8FA"/>
         <w:spacing w:line="336" w:lineRule="auto"/>
       </w:pPr>
-      <w:proofErr w:type="gramStart"/>
-      <w:r>
-        <w:rPr>
-          <w:rStyle w:val="VerbatimChar"/>
-          <w:rFonts w:ascii="IBM Plex Mono" w:eastAsia="IBM Plex Mono" w:hAnsi="IBM Plex Mono" w:cs="IBM Plex Mono"/>
-          <w:color w:val="000000"/>
-          <w:sz w:val="18"/>
-        </w:rPr>
-        <w:t>.grid</w:t>
-      </w:r>
-      <w:proofErr w:type="gramEnd"/>
-      <w:r>
-        <w:rPr>
-          <w:rStyle w:val="VerbatimChar"/>
-          <w:rFonts w:ascii="IBM Plex Mono" w:eastAsia="IBM Plex Mono" w:hAnsi="IBM Plex Mono" w:cs="IBM Plex Mono"/>
-          <w:color w:val="000000"/>
-          <w:sz w:val="18"/>
-        </w:rPr>
-        <w:t>-container {</w:t>
+      <w:r>
+        <w:rPr>
+          <w:rStyle w:val="VerbatimChar"/>
+          <w:rFonts w:ascii="IBM Plex Mono" w:eastAsia="IBM Plex Mono" w:hAnsi="IBM Plex Mono" w:cs="IBM Plex Mono"/>
+          <w:color w:val="000000"/>
+          <w:sz w:val="18"/>
+        </w:rPr>
+        <w:t>.grid-container {</w:t>
       </w:r>
       <w:r>
         <w:rPr>
@@ -6942,132 +6551,30 @@
     <w:p>
       <w:pPr>
         <w:spacing w:after="210" w:line="360" w:lineRule="auto"/>
+      </w:pPr>
+      <w:r>
         <w:rPr>
           <w:rFonts w:ascii="inter" w:eastAsia="inter" w:hAnsi="inter" w:cs="inter"/>
           <w:i/>
           <w:color w:val="000000"/>
         </w:rPr>
-      </w:pPr>
+        <w:lastRenderedPageBreak/>
+        <w:t>(Dán ảnh 1: Desktop view - 3 card ngang)</w:t>
+      </w:r>
+      <w:r>
+        <w:rPr>
+          <w:rFonts w:ascii="inter" w:eastAsia="inter" w:hAnsi="inter" w:cs="inter"/>
+          <w:color w:val="000000"/>
+        </w:rPr>
+        <w:br/>
+      </w:r>
       <w:r>
         <w:rPr>
           <w:rFonts w:ascii="inter" w:eastAsia="inter" w:hAnsi="inter" w:cs="inter"/>
           <w:i/>
           <w:color w:val="000000"/>
         </w:rPr>
-        <w:t>(Dán ảnh 1: Desktop view - 3 card ngang)</w:t>
-      </w:r>
-    </w:p>
-    <w:p>
-      <w:pPr>
-        <w:spacing w:after="210" w:line="360" w:lineRule="auto"/>
-        <w:rPr>
-          <w:noProof/>
-        </w:rPr>
-      </w:pPr>
-      <w:r>
-        <w:rPr>
-          <w:rFonts w:ascii="inter" w:eastAsia="inter" w:hAnsi="inter" w:cs="inter"/>
-          <w:color w:val="000000"/>
-        </w:rPr>
-        <w:lastRenderedPageBreak/>
-        <w:drawing>
-          <wp:inline distT="0" distB="0" distL="0" distR="0" wp14:anchorId="74756393" wp14:editId="13C3DA22">
-            <wp:extent cx="6038850" cy="3397250"/>
-            <wp:effectExtent l="0" t="0" r="0" b="0"/>
-            <wp:docPr id="5" name="Picture 5"/>
-            <wp:cNvGraphicFramePr>
-              <a:graphicFrameLocks xmlns:a="http://schemas.openxmlformats.org/drawingml/2006/main" noChangeAspect="1"/>
-            </wp:cNvGraphicFramePr>
-            <a:graphic xmlns:a="http://schemas.openxmlformats.org/drawingml/2006/main">
-              <a:graphicData uri="http://schemas.openxmlformats.org/drawingml/2006/picture">
-                <pic:pic xmlns:pic="http://schemas.openxmlformats.org/drawingml/2006/picture">
-                  <pic:nvPicPr>
-                    <pic:cNvPr id="1" name=""/>
-                    <pic:cNvPicPr/>
-                  </pic:nvPicPr>
-                  <pic:blipFill>
-                    <a:blip r:embed="rId10"/>
-                    <a:stretch>
-                      <a:fillRect/>
-                    </a:stretch>
-                  </pic:blipFill>
-                  <pic:spPr>
-                    <a:xfrm>
-                      <a:off x="0" y="0"/>
-                      <a:ext cx="6038850" cy="3397250"/>
-                    </a:xfrm>
-                    <a:prstGeom prst="rect">
-                      <a:avLst/>
-                    </a:prstGeom>
-                  </pic:spPr>
-                </pic:pic>
-              </a:graphicData>
-            </a:graphic>
-          </wp:inline>
-        </w:drawing>
-      </w:r>
-      <w:r>
-        <w:rPr>
-          <w:rFonts w:ascii="inter" w:eastAsia="inter" w:hAnsi="inter" w:cs="inter"/>
-          <w:color w:val="000000"/>
-        </w:rPr>
-        <w:br/>
-      </w:r>
-      <w:r>
-        <w:rPr>
-          <w:rFonts w:ascii="inter" w:eastAsia="inter" w:hAnsi="inter" w:cs="inter"/>
-          <w:i/>
-          <w:color w:val="000000"/>
-        </w:rPr>
         <w:t>(Dán ảnh 2: Mobile view - card xếp dọc)</w:t>
-      </w:r>
-      <w:r>
-        <w:rPr>
-          <w:noProof/>
-        </w:rPr>
-        <w:t xml:space="preserve"> </w:t>
-      </w:r>
-    </w:p>
-    <w:p>
-      <w:pPr>
-        <w:spacing w:after="210" w:line="360" w:lineRule="auto"/>
-      </w:pPr>
-      <w:r>
-        <w:drawing>
-          <wp:inline distT="0" distB="0" distL="0" distR="0" wp14:anchorId="4B9925C2" wp14:editId="540C108A">
-            <wp:extent cx="6038850" cy="3397250"/>
-            <wp:effectExtent l="0" t="0" r="0" b="0"/>
-            <wp:docPr id="6" name="Picture 6"/>
-            <wp:cNvGraphicFramePr>
-              <a:graphicFrameLocks xmlns:a="http://schemas.openxmlformats.org/drawingml/2006/main" noChangeAspect="1"/>
-            </wp:cNvGraphicFramePr>
-            <a:graphic xmlns:a="http://schemas.openxmlformats.org/drawingml/2006/main">
-              <a:graphicData uri="http://schemas.openxmlformats.org/drawingml/2006/picture">
-                <pic:pic xmlns:pic="http://schemas.openxmlformats.org/drawingml/2006/picture">
-                  <pic:nvPicPr>
-                    <pic:cNvPr id="1" name=""/>
-                    <pic:cNvPicPr/>
-                  </pic:nvPicPr>
-                  <pic:blipFill>
-                    <a:blip r:embed="rId11"/>
-                    <a:stretch>
-                      <a:fillRect/>
-                    </a:stretch>
-                  </pic:blipFill>
-                  <pic:spPr>
-                    <a:xfrm>
-                      <a:off x="0" y="0"/>
-                      <a:ext cx="6038850" cy="3397250"/>
-                    </a:xfrm>
-                    <a:prstGeom prst="rect">
-                      <a:avLst/>
-                    </a:prstGeom>
-                  </pic:spPr>
-                </pic:pic>
-              </a:graphicData>
-            </a:graphic>
-          </wp:inline>
-        </w:drawing>
       </w:r>
     </w:p>
     <w:p>
@@ -7120,7 +6627,6 @@
           <w:color w:val="000000"/>
           <w:sz w:val="24"/>
         </w:rPr>
-        <w:lastRenderedPageBreak/>
         <w:t>Mục tiêu:</w:t>
       </w:r>
       <w:bookmarkEnd w:id="30"/>
@@ -7447,6 +6953,15 @@
           <w:sz w:val="18"/>
         </w:rPr>
         <w:br/>
+      </w:r>
+      <w:r>
+        <w:rPr>
+          <w:rStyle w:val="VerbatimChar"/>
+          <w:rFonts w:ascii="IBM Plex Mono" w:eastAsia="IBM Plex Mono" w:hAnsi="IBM Plex Mono" w:cs="IBM Plex Mono"/>
+          <w:color w:val="000000"/>
+          <w:sz w:val="18"/>
+        </w:rPr>
+        <w:lastRenderedPageBreak/>
         <w:t xml:space="preserve">       - display: flex</w:t>
       </w:r>
       <w:r>
@@ -7517,15 +7032,6 @@
           <w:sz w:val="18"/>
         </w:rPr>
         <w:br/>
-      </w:r>
-      <w:r>
-        <w:rPr>
-          <w:rStyle w:val="VerbatimChar"/>
-          <w:rFonts w:ascii="IBM Plex Mono" w:eastAsia="IBM Plex Mono" w:hAnsi="IBM Plex Mono" w:cs="IBM Plex Mono"/>
-          <w:color w:val="000000"/>
-          <w:sz w:val="18"/>
-        </w:rPr>
-        <w:lastRenderedPageBreak/>
         <w:t>}</w:t>
       </w:r>
       <w:r>
@@ -7618,7 +7124,6 @@
       <w:pPr>
         <w:spacing w:after="210" w:line="360" w:lineRule="auto"/>
       </w:pPr>
-      <w:proofErr w:type="gramStart"/>
       <w:r>
         <w:rPr>
           <w:rStyle w:val="VerbatimChar"/>
@@ -7627,18 +7132,7 @@
           <w:color w:val="000000"/>
           <w:shd w:val="clear" w:color="auto" w:fill="F8F8FA"/>
         </w:rPr>
-        <w:t>repeat(</w:t>
-      </w:r>
-      <w:proofErr w:type="gramEnd"/>
-      <w:r>
-        <w:rPr>
-          <w:rStyle w:val="VerbatimChar"/>
-          <w:rFonts w:ascii="inter" w:eastAsia="inter" w:hAnsi="inter" w:cs="inter"/>
-          <w:b/>
-          <w:color w:val="000000"/>
-          <w:shd w:val="clear" w:color="auto" w:fill="F8F8FA"/>
-        </w:rPr>
-        <w:t>auto-fit, minmax(200px, 1fr))</w:t>
+        <w:t>repeat(auto-fit, minmax(200px, 1fr))</w:t>
       </w:r>
       <w:r>
         <w:rPr>
@@ -7656,7 +7150,6 @@
         </w:numPr>
         <w:spacing w:before="105" w:after="105" w:line="360" w:lineRule="auto"/>
       </w:pPr>
-      <w:proofErr w:type="gramStart"/>
       <w:r>
         <w:rPr>
           <w:rStyle w:val="VerbatimChar"/>
@@ -7665,40 +7158,14 @@
           <w:sz w:val="18"/>
           <w:shd w:val="clear" w:color="auto" w:fill="F8F8FA"/>
         </w:rPr>
-        <w:t>repeat(</w:t>
-      </w:r>
-      <w:proofErr w:type="gramEnd"/>
-      <w:r>
-        <w:rPr>
-          <w:rStyle w:val="VerbatimChar"/>
-          <w:rFonts w:ascii="IBM Plex Mono" w:eastAsia="IBM Plex Mono" w:hAnsi="IBM Plex Mono" w:cs="IBM Plex Mono"/>
-          <w:color w:val="000000"/>
-          <w:sz w:val="18"/>
-          <w:shd w:val="clear" w:color="auto" w:fill="F8F8FA"/>
-        </w:rPr>
-        <w:t>)</w:t>
-      </w:r>
-      <w:r>
-        <w:rPr>
-          <w:rFonts w:ascii="inter" w:eastAsia="inter" w:hAnsi="inter" w:cs="inter"/>
-          <w:color w:val="000000"/>
-        </w:rPr>
-        <w:t xml:space="preserve">: </w:t>
-      </w:r>
-      <w:r>
-        <w:rPr>
-          <w:rFonts w:ascii="inter" w:eastAsia="inter" w:hAnsi="inter" w:cs="inter"/>
-          <w:color w:val="000000"/>
-        </w:rPr>
-        <w:t>Hàm lặp lại việc tạo cột tự động để rút gọn mã CSS, thay vì phải khai báo kích thước cho từng cột một cách thủ công</w:t>
-      </w:r>
-      <w:r>
-        <w:rPr>
-          <w:rFonts w:ascii="inter" w:eastAsia="inter" w:hAnsi="inter" w:cs="inter"/>
-          <w:color w:val="000000"/>
-          <w:lang w:val="vi-VN"/>
-        </w:rPr>
-        <w:t>.</w:t>
+        <w:t>repeat()</w:t>
+      </w:r>
+      <w:r>
+        <w:rPr>
+          <w:rFonts w:ascii="inter" w:eastAsia="inter" w:hAnsi="inter" w:cs="inter"/>
+          <w:color w:val="000000"/>
+        </w:rPr>
+        <w:t>: ________________________________</w:t>
       </w:r>
     </w:p>
     <w:p>
@@ -7724,33 +7191,17 @@
           <w:rFonts w:ascii="inter" w:eastAsia="inter" w:hAnsi="inter" w:cs="inter"/>
           <w:color w:val="000000"/>
         </w:rPr>
-        <w:t xml:space="preserve">: </w:t>
-      </w:r>
-      <w:r>
-        <w:rPr>
-          <w:rFonts w:ascii="inter" w:eastAsia="inter" w:hAnsi="inter" w:cs="inter"/>
-          <w:color w:val="000000"/>
-        </w:rPr>
-        <w:t>Tự động tính toán và nhét số lượng cột tối đa có thể vào một hàng. Nếu hàng còn dư chỗ trống, nó sẽ kéo giãn các cột ra để lấp đầy toàn bộ hàng đó</w:t>
+        <w:t>: ________________________________</w:t>
       </w:r>
     </w:p>
     <w:p>
       <w:pPr>
         <w:numPr>
           <w:ilvl w:val="0"/>
-          <w:numId w:val="31"/>
+          <w:numId w:val="11"/>
         </w:numPr>
-        <w:tabs>
-          <w:tab w:val="left" w:pos="900"/>
-        </w:tabs>
-        <w:spacing w:before="315" w:after="105" w:line="360" w:lineRule="auto"/>
-        <w:ind w:left="-30"/>
-        <w:rPr>
-          <w:rFonts w:ascii="inter" w:eastAsia="inter" w:hAnsi="inter" w:cs="inter"/>
-          <w:color w:val="000000"/>
-        </w:rPr>
-      </w:pPr>
-      <w:proofErr w:type="gramStart"/>
+        <w:spacing w:before="105" w:after="105" w:line="360" w:lineRule="auto"/>
+      </w:pPr>
       <w:r>
         <w:rPr>
           <w:rStyle w:val="VerbatimChar"/>
@@ -7759,39 +7210,15 @@
           <w:sz w:val="18"/>
           <w:shd w:val="clear" w:color="auto" w:fill="F8F8FA"/>
         </w:rPr>
-        <w:t>minmax(</w:t>
-      </w:r>
-      <w:proofErr w:type="gramEnd"/>
-      <w:r>
-        <w:rPr>
-          <w:rStyle w:val="VerbatimChar"/>
-          <w:rFonts w:ascii="IBM Plex Mono" w:eastAsia="IBM Plex Mono" w:hAnsi="IBM Plex Mono" w:cs="IBM Plex Mono"/>
-          <w:color w:val="000000"/>
-          <w:sz w:val="18"/>
-          <w:shd w:val="clear" w:color="auto" w:fill="F8F8FA"/>
-        </w:rPr>
-        <w:t>200px, 1fr)</w:t>
-      </w:r>
-      <w:r>
-        <w:rPr>
-          <w:rFonts w:ascii="inter" w:eastAsia="inter" w:hAnsi="inter" w:cs="inter"/>
-          <w:color w:val="000000"/>
-        </w:rPr>
-        <w:t xml:space="preserve">: </w:t>
-      </w:r>
-      <w:r>
-        <w:rPr>
-          <w:rFonts w:ascii="inter" w:eastAsia="inter" w:hAnsi="inter" w:cs="inter"/>
-          <w:color w:val="000000"/>
-        </w:rPr>
-        <w:t>Thiết lập kích thước giới hạn linh hoạt cho cột. Mỗi cột có thể co giãn để chiếm không gian trống (1fr), nhưng chiều rộng tối thiểu không bao giờ được phép nhỏ hơn 200px (nếu màn hình quá nhỏ khiến cột bị ép dưới 200px, cột đó sẽ tự động rớt xuống hàng dưới).</w:t>
-      </w:r>
-    </w:p>
-    <w:p>
-      <w:pPr>
-        <w:spacing w:before="105" w:after="105" w:line="360" w:lineRule="auto"/>
-        <w:ind w:left="540"/>
-      </w:pPr>
+        <w:t>minmax(200px, 1fr)</w:t>
+      </w:r>
+      <w:r>
+        <w:rPr>
+          <w:rFonts w:ascii="inter" w:eastAsia="inter" w:hAnsi="inter" w:cs="inter"/>
+          <w:color w:val="000000"/>
+        </w:rPr>
+        <w:t>: ________________________________</w:t>
+      </w:r>
     </w:p>
     <w:p>
       <w:pPr>
@@ -7874,128 +7301,29 @@
     <w:p>
       <w:pPr>
         <w:spacing w:after="210" w:line="360" w:lineRule="auto"/>
+      </w:pPr>
+      <w:r>
         <w:rPr>
           <w:rFonts w:ascii="inter" w:eastAsia="inter" w:hAnsi="inter" w:cs="inter"/>
           <w:i/>
           <w:color w:val="000000"/>
         </w:rPr>
-      </w:pPr>
+        <w:t>(Dán ảnh 1: Desktop - 3 cột)</w:t>
+      </w:r>
+      <w:r>
+        <w:rPr>
+          <w:rFonts w:ascii="inter" w:eastAsia="inter" w:hAnsi="inter" w:cs="inter"/>
+          <w:color w:val="000000"/>
+        </w:rPr>
+        <w:br/>
+      </w:r>
       <w:r>
         <w:rPr>
           <w:rFonts w:ascii="inter" w:eastAsia="inter" w:hAnsi="inter" w:cs="inter"/>
           <w:i/>
           <w:color w:val="000000"/>
         </w:rPr>
-        <w:t>(Dán ảnh 1: Desktop - 3 cột)</w:t>
-      </w:r>
-    </w:p>
-    <w:p>
-      <w:pPr>
-        <w:spacing w:after="210" w:line="360" w:lineRule="auto"/>
-        <w:rPr>
-          <w:rFonts w:ascii="inter" w:eastAsia="inter" w:hAnsi="inter" w:cs="inter"/>
-          <w:i/>
-          <w:color w:val="000000"/>
-        </w:rPr>
-      </w:pPr>
-      <w:r>
-        <w:rPr>
-          <w:rFonts w:ascii="inter" w:eastAsia="inter" w:hAnsi="inter" w:cs="inter"/>
-          <w:color w:val="000000"/>
-        </w:rPr>
-        <w:lastRenderedPageBreak/>
-        <w:drawing>
-          <wp:inline distT="0" distB="0" distL="0" distR="0" wp14:anchorId="480A332A" wp14:editId="01439253">
-            <wp:extent cx="6038850" cy="3397250"/>
-            <wp:effectExtent l="0" t="0" r="0" b="0"/>
-            <wp:docPr id="7" name="Picture 7"/>
-            <wp:cNvGraphicFramePr>
-              <a:graphicFrameLocks xmlns:a="http://schemas.openxmlformats.org/drawingml/2006/main" noChangeAspect="1"/>
-            </wp:cNvGraphicFramePr>
-            <a:graphic xmlns:a="http://schemas.openxmlformats.org/drawingml/2006/main">
-              <a:graphicData uri="http://schemas.openxmlformats.org/drawingml/2006/picture">
-                <pic:pic xmlns:pic="http://schemas.openxmlformats.org/drawingml/2006/picture">
-                  <pic:nvPicPr>
-                    <pic:cNvPr id="1" name=""/>
-                    <pic:cNvPicPr/>
-                  </pic:nvPicPr>
-                  <pic:blipFill>
-                    <a:blip r:embed="rId12"/>
-                    <a:stretch>
-                      <a:fillRect/>
-                    </a:stretch>
-                  </pic:blipFill>
-                  <pic:spPr>
-                    <a:xfrm>
-                      <a:off x="0" y="0"/>
-                      <a:ext cx="6038850" cy="3397250"/>
-                    </a:xfrm>
-                    <a:prstGeom prst="rect">
-                      <a:avLst/>
-                    </a:prstGeom>
-                  </pic:spPr>
-                </pic:pic>
-              </a:graphicData>
-            </a:graphic>
-          </wp:inline>
-        </w:drawing>
-      </w:r>
-      <w:r>
-        <w:rPr>
-          <w:rFonts w:ascii="inter" w:eastAsia="inter" w:hAnsi="inter" w:cs="inter"/>
-          <w:color w:val="000000"/>
-        </w:rPr>
-        <w:br/>
-      </w:r>
-      <w:r>
-        <w:rPr>
-          <w:rFonts w:ascii="inter" w:eastAsia="inter" w:hAnsi="inter" w:cs="inter"/>
-          <w:i/>
-          <w:color w:val="000000"/>
-        </w:rPr>
         <w:t>(Dán ảnh 2: Mobile - 1 cột)</w:t>
-      </w:r>
-    </w:p>
-    <w:p>
-      <w:pPr>
-        <w:spacing w:after="210" w:line="360" w:lineRule="auto"/>
-      </w:pPr>
-      <w:r>
-        <w:drawing>
-          <wp:inline distT="0" distB="0" distL="0" distR="0" wp14:anchorId="74A2C501" wp14:editId="3E5C2581">
-            <wp:extent cx="6038850" cy="3397250"/>
-            <wp:effectExtent l="0" t="0" r="0" b="0"/>
-            <wp:docPr id="8" name="Picture 8"/>
-            <wp:cNvGraphicFramePr>
-              <a:graphicFrameLocks xmlns:a="http://schemas.openxmlformats.org/drawingml/2006/main" noChangeAspect="1"/>
-            </wp:cNvGraphicFramePr>
-            <a:graphic xmlns:a="http://schemas.openxmlformats.org/drawingml/2006/main">
-              <a:graphicData uri="http://schemas.openxmlformats.org/drawingml/2006/picture">
-                <pic:pic xmlns:pic="http://schemas.openxmlformats.org/drawingml/2006/picture">
-                  <pic:nvPicPr>
-                    <pic:cNvPr id="1" name=""/>
-                    <pic:cNvPicPr/>
-                  </pic:nvPicPr>
-                  <pic:blipFill>
-                    <a:blip r:embed="rId13"/>
-                    <a:stretch>
-                      <a:fillRect/>
-                    </a:stretch>
-                  </pic:blipFill>
-                  <pic:spPr>
-                    <a:xfrm>
-                      <a:off x="0" y="0"/>
-                      <a:ext cx="6038850" cy="3397250"/>
-                    </a:xfrm>
-                    <a:prstGeom prst="rect">
-                      <a:avLst/>
-                    </a:prstGeom>
-                  </pic:spPr>
-                </pic:pic>
-              </a:graphicData>
-            </a:graphic>
-          </wp:inline>
-        </w:drawing>
       </w:r>
     </w:p>
     <w:p>
@@ -8057,7 +7385,6 @@
           <w:b/>
           <w:color w:val="000000"/>
         </w:rPr>
-        <w:lastRenderedPageBreak/>
         <w:t>Tài liệu đã xem (Link):</w:t>
       </w:r>
     </w:p>
@@ -8074,6 +7401,7 @@
           <w:color w:val="000000"/>
           <w:sz w:val="24"/>
         </w:rPr>
+        <w:lastRenderedPageBreak/>
         <w:t>1. Kiến thức cốt lõi: CSS Position</w:t>
       </w:r>
       <w:bookmarkEnd w:id="36"/>
@@ -8106,8 +7434,8 @@
       </w:tblPr>
       <w:tblGrid>
         <w:gridCol w:w="1191"/>
-        <w:gridCol w:w="4622"/>
-        <w:gridCol w:w="3691"/>
+        <w:gridCol w:w="992"/>
+        <w:gridCol w:w="1394"/>
       </w:tblGrid>
       <w:tr>
         <w:trPr>
@@ -8238,7 +7566,7 @@
                 <w:color w:val="000000"/>
                 <w:sz w:val="17"/>
               </w:rPr>
-              <w:t>Mặc định. Phần tử nằm theo thứ tự luồng bình thường của trang web. Các thuộc tính top/bottom/left/right không có tác dụng.</w:t>
+              <w:t>(Tự điền)</w:t>
             </w:r>
           </w:p>
         </w:tc>
@@ -8261,7 +7589,7 @@
                 <w:color w:val="000000"/>
                 <w:sz w:val="17"/>
               </w:rPr>
-              <w:t>Các khối văn bản, đoạn văn (thẻ &lt;p&gt;, &lt;div&gt;) hiển thị bình thường từ trên xuống dưới.</w:t>
+              <w:t>(Tự điền)</w:t>
             </w:r>
           </w:p>
         </w:tc>
@@ -8317,27 +7645,7 @@
                 <w:color w:val="000000"/>
                 <w:sz w:val="17"/>
               </w:rPr>
-              <w:t xml:space="preserve">Định vị tương đối so với </w:t>
-            </w:r>
-            <w:r>
-              <w:rPr>
-                <w:rFonts w:ascii="inter" w:eastAsia="inter" w:hAnsi="inter" w:cs="inter"/>
-                <w:b/>
-                <w:bCs/>
-                <w:i/>
-                <w:color w:val="000000"/>
-                <w:sz w:val="17"/>
-              </w:rPr>
-              <w:t>vị trí gốc ban đầu</w:t>
-            </w:r>
-            <w:r>
-              <w:rPr>
-                <w:rFonts w:ascii="inter" w:eastAsia="inter" w:hAnsi="inter" w:cs="inter"/>
-                <w:i/>
-                <w:color w:val="000000"/>
-                <w:sz w:val="17"/>
-              </w:rPr>
-              <w:t xml:space="preserve"> của chính nó. Không làm ảnh hưởng/mất không gian chiếm chỗ ban đầu của nó.</w:t>
+              <w:t>(Tự điền)</w:t>
             </w:r>
           </w:p>
         </w:tc>
@@ -8360,7 +7668,7 @@
                 <w:color w:val="000000"/>
                 <w:sz w:val="17"/>
               </w:rPr>
-              <w:t>Dịch chuyển nhẹ phần tử lên/xuống/trái/phải, hoặc dùng làm khung chứa (điểm tựa) cho phần tử con định vị bằng absolute.</w:t>
+              <w:t>(Tự điền)</w:t>
             </w:r>
           </w:p>
         </w:tc>
@@ -8416,27 +7724,7 @@
                 <w:color w:val="000000"/>
                 <w:sz w:val="17"/>
               </w:rPr>
-              <w:t xml:space="preserve">Định vị tuyệt đối dựa theo </w:t>
-            </w:r>
-            <w:r>
-              <w:rPr>
-                <w:rFonts w:ascii="inter" w:eastAsia="inter" w:hAnsi="inter" w:cs="inter"/>
-                <w:b/>
-                <w:bCs/>
-                <w:i/>
-                <w:color w:val="000000"/>
-                <w:sz w:val="17"/>
-              </w:rPr>
-              <w:t>phần tử cha bao ngoài gần nhất</w:t>
-            </w:r>
-            <w:r>
-              <w:rPr>
-                <w:rFonts w:ascii="inter" w:eastAsia="inter" w:hAnsi="inter" w:cs="inter"/>
-                <w:i/>
-                <w:color w:val="000000"/>
-                <w:sz w:val="17"/>
-              </w:rPr>
-              <w:t xml:space="preserve"> có cài đặt position (khác static). Bị rút hoàn toàn khỏi luồng trang web (không còn chiếm chỗ).</w:t>
+              <w:t>(Tự điền)</w:t>
             </w:r>
           </w:p>
         </w:tc>
@@ -8459,7 +7747,7 @@
                 <w:color w:val="000000"/>
                 <w:sz w:val="17"/>
               </w:rPr>
-              <w:t>Nút tắt "X" ở góc hộp thoại (modal), dấu chấm đỏ thông báo (badge) nằm đè trên icon giỏ hàng.</w:t>
+              <w:t>(Tự điền)</w:t>
             </w:r>
           </w:p>
         </w:tc>
@@ -8515,27 +7803,7 @@
                 <w:color w:val="000000"/>
                 <w:sz w:val="17"/>
               </w:rPr>
-              <w:t xml:space="preserve">Định vị cố định theo </w:t>
-            </w:r>
-            <w:r>
-              <w:rPr>
-                <w:rFonts w:ascii="inter" w:eastAsia="inter" w:hAnsi="inter" w:cs="inter"/>
-                <w:b/>
-                <w:bCs/>
-                <w:i/>
-                <w:color w:val="000000"/>
-                <w:sz w:val="17"/>
-              </w:rPr>
-              <w:t>cửa sổ trình duyệt (viewport)</w:t>
-            </w:r>
-            <w:r>
-              <w:rPr>
-                <w:rFonts w:ascii="inter" w:eastAsia="inter" w:hAnsi="inter" w:cs="inter"/>
-                <w:i/>
-                <w:color w:val="000000"/>
-                <w:sz w:val="17"/>
-              </w:rPr>
-              <w:t>. Luôn đứng yên một chỗ kể cả khi người dùng cuộn trang.</w:t>
+              <w:t>(Tự điền)</w:t>
             </w:r>
           </w:p>
         </w:tc>
@@ -8558,7 +7826,7 @@
                 <w:color w:val="000000"/>
                 <w:sz w:val="17"/>
               </w:rPr>
-              <w:t>Thanh điều hướng (menu/header) luôn dính trên cùng, nút chat ở góc dưới màn hình, nút "Back to top".</w:t>
+              <w:t>(Tự điền)</w:t>
             </w:r>
           </w:p>
         </w:tc>
@@ -8614,7 +7882,7 @@
                 <w:color w:val="000000"/>
                 <w:sz w:val="17"/>
               </w:rPr>
-              <w:t>Lai giữa relative và fixed. Hoạt động như relative bình thường, nhưng khi người dùng cuộn trang tới một ngưỡng chỉ định (vd: top: 0) thì nó dính chặt lại màn hình như fixed.</w:t>
+              <w:t>(Tự điền)</w:t>
             </w:r>
           </w:p>
         </w:tc>
@@ -8637,7 +7905,7 @@
                 <w:color w:val="000000"/>
                 <w:sz w:val="17"/>
               </w:rPr>
-              <w:t>Dòng tiêu đề của một bảng (table header) luôn dính trên cùng khi cuộn xem danh sách dài, thanh mục lục trượt theo bài viết.</w:t>
+              <w:t>(Tự điền)</w:t>
             </w:r>
           </w:p>
         </w:tc>
@@ -8794,7 +8062,6 @@
           <w:color w:val="000000"/>
           <w:sz w:val="24"/>
         </w:rPr>
-        <w:lastRenderedPageBreak/>
         <w:t>Breakpoints phổ biến:</w:t>
       </w:r>
       <w:bookmarkEnd w:id="39"/>
@@ -8945,6 +8212,7 @@
           <w:color w:val="000000"/>
           <w:sz w:val="24"/>
         </w:rPr>
+        <w:lastRenderedPageBreak/>
         <w:t>Yêu cầu:</w:t>
       </w:r>
       <w:bookmarkEnd w:id="41"/>
@@ -9065,26 +8333,7 @@
           <w:sz w:val="18"/>
         </w:rPr>
         <w:br/>
-      </w:r>
-      <w:proofErr w:type="gramStart"/>
-      <w:r>
-        <w:rPr>
-          <w:rStyle w:val="VerbatimChar"/>
-          <w:rFonts w:ascii="IBM Plex Mono" w:eastAsia="IBM Plex Mono" w:hAnsi="IBM Plex Mono" w:cs="IBM Plex Mono"/>
-          <w:color w:val="000000"/>
-          <w:sz w:val="18"/>
-        </w:rPr>
-        <w:t>&lt;!--</w:t>
-      </w:r>
-      <w:proofErr w:type="gramEnd"/>
-      <w:r>
-        <w:rPr>
-          <w:rStyle w:val="VerbatimChar"/>
-          <w:rFonts w:ascii="IBM Plex Mono" w:eastAsia="IBM Plex Mono" w:hAnsi="IBM Plex Mono" w:cs="IBM Plex Mono"/>
-          <w:color w:val="000000"/>
-          <w:sz w:val="18"/>
-        </w:rPr>
-        <w:t xml:space="preserve"> Nút Scroll to Top --&gt;</w:t>
+        <w:t>&lt;!-- Nút Scroll to Top --&gt;</w:t>
       </w:r>
       <w:r>
         <w:rPr>
@@ -9234,6 +8483,126 @@
           <w:sz w:val="18"/>
         </w:rPr>
         <w:br/>
+        <w:t xml:space="preserve">    position: fixed;</w:t>
+      </w:r>
+      <w:r>
+        <w:rPr>
+          <w:rStyle w:val="VerbatimChar"/>
+          <w:rFonts w:ascii="IBM Plex Mono" w:eastAsia="IBM Plex Mono" w:hAnsi="IBM Plex Mono" w:cs="IBM Plex Mono"/>
+          <w:color w:val="000000"/>
+          <w:sz w:val="18"/>
+        </w:rPr>
+        <w:br/>
+        <w:t xml:space="preserve">    bottom: 30px;</w:t>
+      </w:r>
+      <w:r>
+        <w:rPr>
+          <w:rStyle w:val="VerbatimChar"/>
+          <w:rFonts w:ascii="IBM Plex Mono" w:eastAsia="IBM Plex Mono" w:hAnsi="IBM Plex Mono" w:cs="IBM Plex Mono"/>
+          <w:color w:val="000000"/>
+          <w:sz w:val="18"/>
+        </w:rPr>
+        <w:br/>
+        <w:t xml:space="preserve">    right: 30px;</w:t>
+      </w:r>
+      <w:r>
+        <w:rPr>
+          <w:rStyle w:val="VerbatimChar"/>
+          <w:rFonts w:ascii="IBM Plex Mono" w:eastAsia="IBM Plex Mono" w:hAnsi="IBM Plex Mono" w:cs="IBM Plex Mono"/>
+          <w:color w:val="000000"/>
+          <w:sz w:val="18"/>
+        </w:rPr>
+        <w:br/>
+        <w:t xml:space="preserve">    /* TODO:</w:t>
+      </w:r>
+      <w:r>
+        <w:rPr>
+          <w:rStyle w:val="VerbatimChar"/>
+          <w:rFonts w:ascii="IBM Plex Mono" w:eastAsia="IBM Plex Mono" w:hAnsi="IBM Plex Mono" w:cs="IBM Plex Mono"/>
+          <w:color w:val="000000"/>
+          <w:sz w:val="18"/>
+        </w:rPr>
+        <w:br/>
+        <w:t xml:space="preserve">       - width: 50px, height: 50px</w:t>
+      </w:r>
+      <w:r>
+        <w:rPr>
+          <w:rStyle w:val="VerbatimChar"/>
+          <w:rFonts w:ascii="IBM Plex Mono" w:eastAsia="IBM Plex Mono" w:hAnsi="IBM Plex Mono" w:cs="IBM Plex Mono"/>
+          <w:color w:val="000000"/>
+          <w:sz w:val="18"/>
+        </w:rPr>
+        <w:br/>
+        <w:t xml:space="preserve">       - background: #007bff</w:t>
+      </w:r>
+      <w:r>
+        <w:rPr>
+          <w:rStyle w:val="VerbatimChar"/>
+          <w:rFonts w:ascii="IBM Plex Mono" w:eastAsia="IBM Plex Mono" w:hAnsi="IBM Plex Mono" w:cs="IBM Plex Mono"/>
+          <w:color w:val="000000"/>
+          <w:sz w:val="18"/>
+        </w:rPr>
+        <w:br/>
+        <w:t xml:space="preserve">       - color: white</w:t>
+      </w:r>
+      <w:r>
+        <w:rPr>
+          <w:rStyle w:val="VerbatimChar"/>
+          <w:rFonts w:ascii="IBM Plex Mono" w:eastAsia="IBM Plex Mono" w:hAnsi="IBM Plex Mono" w:cs="IBM Plex Mono"/>
+          <w:color w:val="000000"/>
+          <w:sz w:val="18"/>
+        </w:rPr>
+        <w:br/>
+        <w:t xml:space="preserve">       - border-radius: 50%</w:t>
+      </w:r>
+      <w:r>
+        <w:rPr>
+          <w:rStyle w:val="VerbatimChar"/>
+          <w:rFonts w:ascii="IBM Plex Mono" w:eastAsia="IBM Plex Mono" w:hAnsi="IBM Plex Mono" w:cs="IBM Plex Mono"/>
+          <w:color w:val="000000"/>
+          <w:sz w:val="18"/>
+        </w:rPr>
+        <w:br/>
+        <w:t xml:space="preserve">       - display: flex, justify/align center</w:t>
+      </w:r>
+      <w:r>
+        <w:rPr>
+          <w:rStyle w:val="VerbatimChar"/>
+          <w:rFonts w:ascii="IBM Plex Mono" w:eastAsia="IBM Plex Mono" w:hAnsi="IBM Plex Mono" w:cs="IBM Plex Mono"/>
+          <w:color w:val="000000"/>
+          <w:sz w:val="18"/>
+        </w:rPr>
+        <w:br/>
+        <w:t xml:space="preserve">       - text-decoration: none</w:t>
+      </w:r>
+      <w:r>
+        <w:rPr>
+          <w:rStyle w:val="VerbatimChar"/>
+          <w:rFonts w:ascii="IBM Plex Mono" w:eastAsia="IBM Plex Mono" w:hAnsi="IBM Plex Mono" w:cs="IBM Plex Mono"/>
+          <w:color w:val="000000"/>
+          <w:sz w:val="18"/>
+        </w:rPr>
+        <w:br/>
+        <w:t xml:space="preserve">       - font-size: 24px</w:t>
+      </w:r>
+      <w:r>
+        <w:rPr>
+          <w:rStyle w:val="VerbatimChar"/>
+          <w:rFonts w:ascii="IBM Plex Mono" w:eastAsia="IBM Plex Mono" w:hAnsi="IBM Plex Mono" w:cs="IBM Plex Mono"/>
+          <w:color w:val="000000"/>
+          <w:sz w:val="18"/>
+        </w:rPr>
+        <w:br/>
+        <w:t xml:space="preserve">    */</w:t>
+      </w:r>
+      <w:r>
+        <w:rPr>
+          <w:rStyle w:val="VerbatimChar"/>
+          <w:rFonts w:ascii="IBM Plex Mono" w:eastAsia="IBM Plex Mono" w:hAnsi="IBM Plex Mono" w:cs="IBM Plex Mono"/>
+          <w:color w:val="000000"/>
+          <w:sz w:val="18"/>
+        </w:rPr>
+        <w:br/>
       </w:r>
       <w:r>
         <w:rPr>
@@ -9243,126 +8612,6 @@
           <w:sz w:val="18"/>
         </w:rPr>
         <w:lastRenderedPageBreak/>
-        <w:t xml:space="preserve">    position: fixed;</w:t>
-      </w:r>
-      <w:r>
-        <w:rPr>
-          <w:rStyle w:val="VerbatimChar"/>
-          <w:rFonts w:ascii="IBM Plex Mono" w:eastAsia="IBM Plex Mono" w:hAnsi="IBM Plex Mono" w:cs="IBM Plex Mono"/>
-          <w:color w:val="000000"/>
-          <w:sz w:val="18"/>
-        </w:rPr>
-        <w:br/>
-        <w:t xml:space="preserve">    bottom: 30px;</w:t>
-      </w:r>
-      <w:r>
-        <w:rPr>
-          <w:rStyle w:val="VerbatimChar"/>
-          <w:rFonts w:ascii="IBM Plex Mono" w:eastAsia="IBM Plex Mono" w:hAnsi="IBM Plex Mono" w:cs="IBM Plex Mono"/>
-          <w:color w:val="000000"/>
-          <w:sz w:val="18"/>
-        </w:rPr>
-        <w:br/>
-        <w:t xml:space="preserve">    right: 30px;</w:t>
-      </w:r>
-      <w:r>
-        <w:rPr>
-          <w:rStyle w:val="VerbatimChar"/>
-          <w:rFonts w:ascii="IBM Plex Mono" w:eastAsia="IBM Plex Mono" w:hAnsi="IBM Plex Mono" w:cs="IBM Plex Mono"/>
-          <w:color w:val="000000"/>
-          <w:sz w:val="18"/>
-        </w:rPr>
-        <w:br/>
-        <w:t xml:space="preserve">    /* TODO:</w:t>
-      </w:r>
-      <w:r>
-        <w:rPr>
-          <w:rStyle w:val="VerbatimChar"/>
-          <w:rFonts w:ascii="IBM Plex Mono" w:eastAsia="IBM Plex Mono" w:hAnsi="IBM Plex Mono" w:cs="IBM Plex Mono"/>
-          <w:color w:val="000000"/>
-          <w:sz w:val="18"/>
-        </w:rPr>
-        <w:br/>
-        <w:t xml:space="preserve">       - width: 50px, height: 50px</w:t>
-      </w:r>
-      <w:r>
-        <w:rPr>
-          <w:rStyle w:val="VerbatimChar"/>
-          <w:rFonts w:ascii="IBM Plex Mono" w:eastAsia="IBM Plex Mono" w:hAnsi="IBM Plex Mono" w:cs="IBM Plex Mono"/>
-          <w:color w:val="000000"/>
-          <w:sz w:val="18"/>
-        </w:rPr>
-        <w:br/>
-        <w:t xml:space="preserve">       - background: #007bff</w:t>
-      </w:r>
-      <w:r>
-        <w:rPr>
-          <w:rStyle w:val="VerbatimChar"/>
-          <w:rFonts w:ascii="IBM Plex Mono" w:eastAsia="IBM Plex Mono" w:hAnsi="IBM Plex Mono" w:cs="IBM Plex Mono"/>
-          <w:color w:val="000000"/>
-          <w:sz w:val="18"/>
-        </w:rPr>
-        <w:br/>
-        <w:t xml:space="preserve">       - color: white</w:t>
-      </w:r>
-      <w:r>
-        <w:rPr>
-          <w:rStyle w:val="VerbatimChar"/>
-          <w:rFonts w:ascii="IBM Plex Mono" w:eastAsia="IBM Plex Mono" w:hAnsi="IBM Plex Mono" w:cs="IBM Plex Mono"/>
-          <w:color w:val="000000"/>
-          <w:sz w:val="18"/>
-        </w:rPr>
-        <w:br/>
-        <w:t xml:space="preserve">       - border-radius: 50%</w:t>
-      </w:r>
-      <w:r>
-        <w:rPr>
-          <w:rStyle w:val="VerbatimChar"/>
-          <w:rFonts w:ascii="IBM Plex Mono" w:eastAsia="IBM Plex Mono" w:hAnsi="IBM Plex Mono" w:cs="IBM Plex Mono"/>
-          <w:color w:val="000000"/>
-          <w:sz w:val="18"/>
-        </w:rPr>
-        <w:br/>
-        <w:t xml:space="preserve">       - display: flex, justify/align center</w:t>
-      </w:r>
-      <w:r>
-        <w:rPr>
-          <w:rStyle w:val="VerbatimChar"/>
-          <w:rFonts w:ascii="IBM Plex Mono" w:eastAsia="IBM Plex Mono" w:hAnsi="IBM Plex Mono" w:cs="IBM Plex Mono"/>
-          <w:color w:val="000000"/>
-          <w:sz w:val="18"/>
-        </w:rPr>
-        <w:br/>
-        <w:t xml:space="preserve">       - text-decoration: none</w:t>
-      </w:r>
-      <w:r>
-        <w:rPr>
-          <w:rStyle w:val="VerbatimChar"/>
-          <w:rFonts w:ascii="IBM Plex Mono" w:eastAsia="IBM Plex Mono" w:hAnsi="IBM Plex Mono" w:cs="IBM Plex Mono"/>
-          <w:color w:val="000000"/>
-          <w:sz w:val="18"/>
-        </w:rPr>
-        <w:br/>
-        <w:t xml:space="preserve">       - font-size: 24px</w:t>
-      </w:r>
-      <w:r>
-        <w:rPr>
-          <w:rStyle w:val="VerbatimChar"/>
-          <w:rFonts w:ascii="IBM Plex Mono" w:eastAsia="IBM Plex Mono" w:hAnsi="IBM Plex Mono" w:cs="IBM Plex Mono"/>
-          <w:color w:val="000000"/>
-          <w:sz w:val="18"/>
-        </w:rPr>
-        <w:br/>
-        <w:t xml:space="preserve">    */</w:t>
-      </w:r>
-      <w:r>
-        <w:rPr>
-          <w:rStyle w:val="VerbatimChar"/>
-          <w:rFonts w:ascii="IBM Plex Mono" w:eastAsia="IBM Plex Mono" w:hAnsi="IBM Plex Mono" w:cs="IBM Plex Mono"/>
-          <w:color w:val="000000"/>
-          <w:sz w:val="18"/>
-        </w:rPr>
-        <w:br/>
         <w:t>}</w:t>
       </w:r>
       <w:r>
@@ -9564,62 +8813,14 @@
     <w:p>
       <w:pPr>
         <w:spacing w:after="210" w:line="360" w:lineRule="auto"/>
+      </w:pPr>
+      <w:r>
         <w:rPr>
           <w:rFonts w:ascii="inter" w:eastAsia="inter" w:hAnsi="inter" w:cs="inter"/>
           <w:i/>
           <w:color w:val="000000"/>
         </w:rPr>
-      </w:pPr>
-      <w:r>
-        <w:rPr>
-          <w:rFonts w:ascii="inter" w:eastAsia="inter" w:hAnsi="inter" w:cs="inter"/>
-          <w:i/>
-          <w:color w:val="000000"/>
-        </w:rPr>
         <w:t>(Dán ảnh: Giao diện có header sticky và nút scroll)</w:t>
-      </w:r>
-    </w:p>
-    <w:p>
-      <w:pPr>
-        <w:spacing w:after="210" w:line="360" w:lineRule="auto"/>
-      </w:pPr>
-      <w:r>
-        <w:lastRenderedPageBreak/>
-        <w:drawing>
-          <wp:inline distT="0" distB="0" distL="0" distR="0" wp14:anchorId="27F8B52D" wp14:editId="3B9FBB1B">
-            <wp:extent cx="6038850" cy="3397250"/>
-            <wp:effectExtent l="0" t="0" r="0" b="0"/>
-            <wp:docPr id="10" name="Picture 10"/>
-            <wp:cNvGraphicFramePr>
-              <a:graphicFrameLocks xmlns:a="http://schemas.openxmlformats.org/drawingml/2006/main" noChangeAspect="1"/>
-            </wp:cNvGraphicFramePr>
-            <a:graphic xmlns:a="http://schemas.openxmlformats.org/drawingml/2006/main">
-              <a:graphicData uri="http://schemas.openxmlformats.org/drawingml/2006/picture">
-                <pic:pic xmlns:pic="http://schemas.openxmlformats.org/drawingml/2006/picture">
-                  <pic:nvPicPr>
-                    <pic:cNvPr id="1" name=""/>
-                    <pic:cNvPicPr/>
-                  </pic:nvPicPr>
-                  <pic:blipFill>
-                    <a:blip r:embed="rId14"/>
-                    <a:stretch>
-                      <a:fillRect/>
-                    </a:stretch>
-                  </pic:blipFill>
-                  <pic:spPr>
-                    <a:xfrm>
-                      <a:off x="0" y="0"/>
-                      <a:ext cx="6038850" cy="3397250"/>
-                    </a:xfrm>
-                    <a:prstGeom prst="rect">
-                      <a:avLst/>
-                    </a:prstGeom>
-                  </pic:spPr>
-                </pic:pic>
-              </a:graphicData>
-            </a:graphic>
-          </wp:inline>
-        </w:drawing>
       </w:r>
     </w:p>
     <w:p>
@@ -9781,37 +8982,17 @@
           <w:b/>
           <w:color w:val="000000"/>
         </w:rPr>
-        <w:t>2. Pseudo-</w:t>
-      </w:r>
-      <w:proofErr w:type="gramStart"/>
-      <w:r>
-        <w:rPr>
+        <w:t xml:space="preserve">2. Pseudo-class </w:t>
+      </w:r>
+      <w:r>
+        <w:rPr>
+          <w:rStyle w:val="VerbatimChar"/>
           <w:rFonts w:ascii="inter" w:eastAsia="inter" w:hAnsi="inter" w:cs="inter"/>
           <w:b/>
           <w:color w:val="000000"/>
-        </w:rPr>
-        <w:t xml:space="preserve">class </w:t>
-      </w:r>
-      <w:r>
-        <w:rPr>
-          <w:rStyle w:val="VerbatimChar"/>
-          <w:rFonts w:ascii="inter" w:eastAsia="inter" w:hAnsi="inter" w:cs="inter"/>
-          <w:b/>
-          <w:color w:val="000000"/>
           <w:shd w:val="clear" w:color="auto" w:fill="F8F8FA"/>
         </w:rPr>
-        <w:t>:hover</w:t>
-      </w:r>
-      <w:proofErr w:type="gramEnd"/>
-      <w:r>
-        <w:rPr>
-          <w:rStyle w:val="VerbatimChar"/>
-          <w:rFonts w:ascii="inter" w:eastAsia="inter" w:hAnsi="inter" w:cs="inter"/>
-          <w:b/>
-          <w:color w:val="000000"/>
-          <w:shd w:val="clear" w:color="auto" w:fill="F8F8FA"/>
-        </w:rPr>
-        <w:t xml:space="preserve"> dùng để?</w:t>
+        <w:t>:hover dùng để?</w:t>
       </w:r>
     </w:p>
     <w:p>
@@ -10772,28 +9953,48 @@
       <w:pPr>
         <w:numPr>
           <w:ilvl w:val="0"/>
-          <w:numId w:val="32"/>
+          <w:numId w:val="26"/>
         </w:numPr>
-        <w:tabs>
-          <w:tab w:val="left" w:pos="900"/>
-        </w:tabs>
         <w:spacing w:before="105" w:after="105" w:line="360" w:lineRule="auto"/>
       </w:pPr>
-      <w:bookmarkStart w:id="54" w:name="những_gì_tôi_vẫn_chưa_rõ"/>
-      <w:r>
-        <w:t>C</w:t>
-      </w:r>
-      <w:r>
-        <w:t>á</w:t>
-      </w:r>
-      <w:r>
-        <w:t>c n</w:t>
-      </w:r>
-      <w:r>
-        <w:rPr>
-          <w:rFonts w:ascii="Cambria" w:hAnsi="Cambria"/>
-        </w:rPr>
-        <w:t>ội dung về html</w:t>
+      <w:r>
+        <w:rPr>
+          <w:rFonts w:ascii="inter" w:eastAsia="inter" w:hAnsi="inter" w:cs="inter"/>
+          <w:color w:val="000000"/>
+        </w:rPr>
+        <w:t>________________________________</w:t>
+      </w:r>
+    </w:p>
+    <w:p>
+      <w:pPr>
+        <w:numPr>
+          <w:ilvl w:val="0"/>
+          <w:numId w:val="26"/>
+        </w:numPr>
+        <w:spacing w:before="105" w:after="105" w:line="360" w:lineRule="auto"/>
+      </w:pPr>
+      <w:r>
+        <w:rPr>
+          <w:rFonts w:ascii="inter" w:eastAsia="inter" w:hAnsi="inter" w:cs="inter"/>
+          <w:color w:val="000000"/>
+        </w:rPr>
+        <w:t>________________________________</w:t>
+      </w:r>
+    </w:p>
+    <w:p>
+      <w:pPr>
+        <w:numPr>
+          <w:ilvl w:val="0"/>
+          <w:numId w:val="26"/>
+        </w:numPr>
+        <w:spacing w:before="105" w:after="105" w:line="360" w:lineRule="auto"/>
+      </w:pPr>
+      <w:r>
+        <w:rPr>
+          <w:rFonts w:ascii="inter" w:eastAsia="inter" w:hAnsi="inter" w:cs="inter"/>
+          <w:color w:val="000000"/>
+        </w:rPr>
+        <w:t>________________________________</w:t>
       </w:r>
     </w:p>
     <w:p>
@@ -10801,6 +10002,7 @@
         <w:spacing w:before="315" w:after="105" w:line="360" w:lineRule="auto"/>
         <w:ind w:left="-30"/>
       </w:pPr>
+      <w:bookmarkStart w:id="54" w:name="những_gì_tôi_vẫn_chưa_rõ"/>
       <w:r>
         <w:rPr>
           <w:rFonts w:ascii="inter" w:eastAsia="inter" w:hAnsi="inter" w:cs="inter"/>
@@ -10816,20 +10018,32 @@
       <w:pPr>
         <w:numPr>
           <w:ilvl w:val="0"/>
-          <w:numId w:val="33"/>
+          <w:numId w:val="27"/>
         </w:numPr>
-        <w:tabs>
-          <w:tab w:val="left" w:pos="900"/>
-        </w:tabs>
         <w:spacing w:before="105" w:after="105" w:line="360" w:lineRule="auto"/>
       </w:pPr>
-      <w:bookmarkStart w:id="55" w:name="mục_tiêu_tiếp_theo"/>
-      <w:r>
-        <w:rPr>
-          <w:rFonts w:ascii="inter" w:eastAsia="inter" w:hAnsi="inter" w:cs="inter"/>
-          <w:color w:val="000000"/>
-        </w:rPr>
-        <w:t>Các nội dung về CSS</w:t>
+      <w:r>
+        <w:rPr>
+          <w:rFonts w:ascii="inter" w:eastAsia="inter" w:hAnsi="inter" w:cs="inter"/>
+          <w:color w:val="000000"/>
+        </w:rPr>
+        <w:t>________________________________</w:t>
+      </w:r>
+    </w:p>
+    <w:p>
+      <w:pPr>
+        <w:numPr>
+          <w:ilvl w:val="0"/>
+          <w:numId w:val="27"/>
+        </w:numPr>
+        <w:spacing w:before="105" w:after="105" w:line="360" w:lineRule="auto"/>
+      </w:pPr>
+      <w:r>
+        <w:rPr>
+          <w:rFonts w:ascii="inter" w:eastAsia="inter" w:hAnsi="inter" w:cs="inter"/>
+          <w:color w:val="000000"/>
+        </w:rPr>
+        <w:t>________________________________</w:t>
       </w:r>
     </w:p>
     <w:p>
@@ -10837,6 +10051,7 @@
         <w:spacing w:before="315" w:after="105" w:line="360" w:lineRule="auto"/>
         <w:ind w:left="-30"/>
       </w:pPr>
+      <w:bookmarkStart w:id="55" w:name="mục_tiêu_tiếp_theo"/>
       <w:r>
         <w:rPr>
           <w:rFonts w:ascii="inter" w:eastAsia="inter" w:hAnsi="inter" w:cs="inter"/>
@@ -10857,7 +10072,7 @@
           <w:rFonts w:ascii="inter" w:eastAsia="inter" w:hAnsi="inter" w:cs="inter"/>
           <w:color w:val="000000"/>
         </w:rPr>
-        <w:t>Nắm rõ hơn HTML và tìm hiểu lại CSS</w:t>
+        <w:t>________________________________</w:t>
       </w:r>
     </w:p>
     <w:p>
@@ -10868,62 +10083,16 @@
         <w:rPr>
           <w:noProof/>
         </w:rPr>
-        <mc:AlternateContent>
-          <mc:Choice Requires="wps">
-            <w:drawing>
-              <wp:inline distT="0" distB="0" distL="0" distR="0" wp14:anchorId="4D6A25CA" wp14:editId="1AC20B5A">
-                <wp:extent cx="6038850" cy="635"/>
-                <wp:effectExtent l="9525" t="9525" r="9525" b="8890"/>
-                <wp:docPr id="11" name="Rectangle 11"/>
-                <wp:cNvGraphicFramePr>
-                  <a:graphicFrameLocks xmlns:a="http://schemas.openxmlformats.org/drawingml/2006/main"/>
-                </wp:cNvGraphicFramePr>
-                <a:graphic xmlns:a="http://schemas.openxmlformats.org/drawingml/2006/main">
-                  <a:graphicData uri="http://schemas.microsoft.com/office/word/2010/wordprocessingShape">
-                    <wps:wsp>
-                      <wps:cNvSpPr>
-                        <a:spLocks noChangeArrowheads="1"/>
-                      </wps:cNvSpPr>
-                      <wps:spPr bwMode="auto">
-                        <a:xfrm>
-                          <a:off x="0" y="0"/>
-                          <a:ext cx="6038850" cy="635"/>
-                        </a:xfrm>
-                        <a:prstGeom prst="rect">
-                          <a:avLst/>
-                        </a:prstGeom>
-                        <a:solidFill>
-                          <a:srgbClr val="FFFFFF"/>
-                        </a:solidFill>
-                        <a:ln w="12700">
-                          <a:solidFill>
-                            <a:srgbClr val="000000">
-                              <a:alpha val="0"/>
-                            </a:srgbClr>
-                          </a:solidFill>
-                          <a:miter lim="800000"/>
-                          <a:headEnd/>
-                          <a:tailEnd/>
-                        </a:ln>
-                      </wps:spPr>
-                      <wps:bodyPr rot="0" vert="horz" wrap="square" lIns="91440" tIns="45720" rIns="91440" bIns="45720" anchor="t" anchorCtr="0" upright="1">
-                        <a:noAutofit/>
-                      </wps:bodyPr>
-                    </wps:wsp>
-                  </a:graphicData>
-                </a:graphic>
-              </wp:inline>
-            </w:drawing>
-          </mc:Choice>
-          <mc:Fallback>
-            <w:pict>
-              <v:rect w14:anchorId="7FAFD427" id="Rectangle 11" o:spid="_x0000_s1026" style="width:475.5pt;height:.05pt;visibility:visible;mso-wrap-style:square;mso-left-percent:-10001;mso-top-percent:-10001;mso-position-horizontal:absolute;mso-position-horizontal-relative:char;mso-position-vertical:absolute;mso-position-vertical-relative:line;mso-left-percent:-10001;mso-top-percent:-10001;v-text-anchor:top" o:gfxdata="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" strokeweight="1pt">
-                <v:stroke opacity="0"/>
-                <w10:anchorlock/>
-              </v:rect>
-            </w:pict>
-          </mc:Fallback>
-        </mc:AlternateContent>
+      </w:r>
+      <w:r>
+        <w:rPr>
+          <w:noProof/>
+        </w:rPr>
+        <w:pict w14:anchorId="3321A7B9">
+          <v:rect id="_x0000_s1027" alt="" style="width:475.5pt;height:.05pt;mso-width-percent:0;mso-height-percent:0;mso-left-percent:-10001;mso-top-percent:-10001;mso-position-horizontal:absolute;mso-position-horizontal-relative:char;mso-position-vertical:absolute;mso-position-vertical-relative:line;mso-width-percent:0;mso-height-percent:0;mso-left-percent:-10001;mso-top-percent:-10001" o:hralign="center" o:hrstd="t" strokeweight="1pt">
+            <v:stroke opacity="0"/>
+          </v:rect>
+        </w:pict>
       </w:r>
     </w:p>
     <w:p>
@@ -10942,10 +10111,6 @@
     <w:p>
       <w:pPr>
         <w:spacing w:after="210" w:line="360" w:lineRule="auto"/>
-        <w:rPr>
-          <w:bCs/>
-          <w:lang w:val="vi-VN"/>
-        </w:rPr>
       </w:pPr>
       <w:r>
         <w:rPr>
@@ -10953,47 +10118,25 @@
           <w:b/>
           <w:color w:val="000000"/>
         </w:rPr>
-        <w:t>Ngày hoàn thành</w:t>
-      </w:r>
+        <w:t>Ngày hoàn thành:</w:t>
+      </w:r>
+      <w:r>
+        <w:rPr>
+          <w:rFonts w:ascii="inter" w:eastAsia="inter" w:hAnsi="inter" w:cs="inter"/>
+          <w:color w:val="000000"/>
+        </w:rPr>
+        <w:t xml:space="preserve"> __________________________________</w:t>
+      </w:r>
+    </w:p>
+    <w:p>
+      <w:pPr>
+        <w:spacing w:after="210" w:line="360" w:lineRule="auto"/>
+      </w:pPr>
       <w:r>
         <w:rPr>
           <w:rFonts w:ascii="inter" w:eastAsia="inter" w:hAnsi="inter" w:cs="inter"/>
           <w:b/>
           <w:color w:val="000000"/>
-          <w:lang w:val="vi-VN"/>
-        </w:rPr>
-        <w:t xml:space="preserve">: </w:t>
-      </w:r>
-      <w:r>
-        <w:rPr>
-          <w:rFonts w:ascii="inter" w:eastAsia="inter" w:hAnsi="inter" w:cs="inter"/>
-          <w:bCs/>
-          <w:color w:val="000000"/>
-        </w:rPr>
-        <w:t>23</w:t>
-      </w:r>
-      <w:r>
-        <w:rPr>
-          <w:rFonts w:ascii="inter" w:eastAsia="inter" w:hAnsi="inter" w:cs="inter"/>
-          <w:bCs/>
-          <w:color w:val="000000"/>
-          <w:lang w:val="vi-VN"/>
-        </w:rPr>
-        <w:t>/02/2026</w:t>
-      </w:r>
-    </w:p>
-    <w:p>
-      <w:pPr>
-        <w:spacing w:after="210" w:line="360" w:lineRule="auto"/>
-        <w:rPr>
-          <w:lang w:val="vi-VN"/>
-        </w:rPr>
-      </w:pPr>
-      <w:r>
-        <w:rPr>
-          <w:rFonts w:ascii="inter" w:eastAsia="inter" w:hAnsi="inter" w:cs="inter"/>
-          <w:b/>
-          <w:color w:val="000000"/>
         </w:rPr>
         <w:t>Chữ ký sinh viên:</w:t>
       </w:r>
@@ -11002,22 +10145,7 @@
           <w:rFonts w:ascii="inter" w:eastAsia="inter" w:hAnsi="inter" w:cs="inter"/>
           <w:color w:val="000000"/>
         </w:rPr>
-        <w:t xml:space="preserve"> </w:t>
-      </w:r>
-      <w:r>
-        <w:rPr>
-          <w:rFonts w:ascii="inter" w:eastAsia="inter" w:hAnsi="inter" w:cs="inter"/>
-          <w:color w:val="000000"/>
-        </w:rPr>
-        <w:t>Linh</w:t>
-      </w:r>
-      <w:r>
-        <w:rPr>
-          <w:rFonts w:ascii="inter" w:eastAsia="inter" w:hAnsi="inter" w:cs="inter"/>
-          <w:color w:val="000000"/>
-          <w:lang w:val="vi-VN"/>
-        </w:rPr>
-        <w:t xml:space="preserve"> </w:t>
+        <w:t xml:space="preserve"> __________________________________</w:t>
       </w:r>
     </w:p>
     <w:p>
@@ -11047,56 +10175,6 @@
     </w:sectPr>
   </w:body>
 </w:document>
-</file>
-
-<file path=word/endnotes.xml><?xml version="1.0" encoding="utf-8"?>
-<w:endnotes xmlns:wpc="http://schemas.microsoft.com/office/word/2010/wordprocessingCanvas" xmlns:cx="http://schemas.microsoft.com/office/drawing/2014/chartex" xmlns:cx1="http://schemas.microsoft.com/office/drawing/2015/9/8/chartex" xmlns:cx2="http://schemas.microsoft.com/office/drawing/2015/10/21/chartex" xmlns:cx3="http://schemas.microsoft.com/office/drawing/2016/5/9/chartex" xmlns:cx4="http://schemas.microsoft.com/office/drawing/2016/5/10/chartex" xmlns:cx5="http://schemas.microsoft.com/office/drawing/2016/5/11/chartex" xmlns:cx6="http://schemas.microsoft.com/office/drawing/2016/5/12/chartex" xmlns:cx7="http://schemas.microsoft.com/office/drawing/2016/5/13/chartex" xmlns:cx8="http://schemas.microsoft.com/office/drawing/2016/5/14/chartex" xmlns:mc="http://schemas.openxmlformats.org/markup-compatibility/2006" xmlns:aink="http://schemas.microsoft.com/office/drawing/2016/ink" xmlns:am3d="http://schemas.microsoft.com/office/drawing/2017/model3d" xmlns:o="urn:schemas-microsoft-com:office:office" xmlns:r="http://schemas.openxmlformats.org/officeDocument/2006/relationships" xmlns:m="http://schemas.openxmlformats.org/officeDocument/2006/math" xmlns:v="urn:schemas-microsoft-com:vml" xmlns:wp14="http://schemas.microsoft.com/office/word/2010/wordprocessingDrawing" xmlns:wp="http://schemas.openxmlformats.org/drawingml/2006/wordprocessingDrawing" xmlns:w10="urn:schemas-microsoft-com:office:word" xmlns:w="http://schemas.openxmlformats.org/wordprocessingml/2006/main" xmlns:w14="http://schemas.microsoft.com/office/word/2010/wordml" xmlns:w15="http://schemas.microsoft.com/office/word/2012/wordml" xmlns:w16cex="http://schemas.microsoft.com/office/word/2018/wordml/cex" xmlns:w16cid="http://schemas.microsoft.com/office/word/2016/wordml/cid" xmlns:w16="http://schemas.microsoft.com/office/word/2018/wordml" xmlns:w16sdtdh="http://schemas.microsoft.com/office/word/2020/wordml/sdtdatahash" xmlns:w16se="http://schemas.microsoft.com/office/word/2015/wordml/symex" xmlns:wpg="http://schemas.microsoft.com/office/word/2010/wordprocessingGroup" xmlns:wpi="http://schemas.microsoft.com/office/word/2010/wordprocessingInk" xmlns:wne="http://schemas.microsoft.com/office/word/2006/wordml" xmlns:wps="http://schemas.microsoft.com/office/word/2010/wordprocessingShape" mc:Ignorable="w14 w15 w16se w16cid w16 w16cex w16sdtdh wp14">
-  <w:endnote w:type="separator" w:id="-1">
-    <w:p>
-      <w:pPr>
-        <w:spacing w:after="0" w:line="240" w:lineRule="auto"/>
-      </w:pPr>
-      <w:r>
-        <w:separator/>
-      </w:r>
-    </w:p>
-  </w:endnote>
-  <w:endnote w:type="continuationSeparator" w:id="0">
-    <w:p>
-      <w:pPr>
-        <w:spacing w:after="0" w:line="240" w:lineRule="auto"/>
-      </w:pPr>
-      <w:r>
-        <w:continuationSeparator/>
-      </w:r>
-    </w:p>
-  </w:endnote>
-</w:endnotes>
-</file>
-
-<file path=word/footnotes.xml><?xml version="1.0" encoding="utf-8"?>
-<w:footnotes xmlns:wpc="http://schemas.microsoft.com/office/word/2010/wordprocessingCanvas" xmlns:cx="http://schemas.microsoft.com/office/drawing/2014/chartex" xmlns:cx1="http://schemas.microsoft.com/office/drawing/2015/9/8/chartex" xmlns:cx2="http://schemas.microsoft.com/office/drawing/2015/10/21/chartex" xmlns:cx3="http://schemas.microsoft.com/office/drawing/2016/5/9/chartex" xmlns:cx4="http://schemas.microsoft.com/office/drawing/2016/5/10/chartex" xmlns:cx5="http://schemas.microsoft.com/office/drawing/2016/5/11/chartex" xmlns:cx6="http://schemas.microsoft.com/office/drawing/2016/5/12/chartex" xmlns:cx7="http://schemas.microsoft.com/office/drawing/2016/5/13/chartex" xmlns:cx8="http://schemas.microsoft.com/office/drawing/2016/5/14/chartex" xmlns:mc="http://schemas.openxmlformats.org/markup-compatibility/2006" xmlns:aink="http://schemas.microsoft.com/office/drawing/2016/ink" xmlns:am3d="http://schemas.microsoft.com/office/drawing/2017/model3d" xmlns:o="urn:schemas-microsoft-com:office:office" xmlns:r="http://schemas.openxmlformats.org/officeDocument/2006/relationships" xmlns:m="http://schemas.openxmlformats.org/officeDocument/2006/math" xmlns:v="urn:schemas-microsoft-com:vml" xmlns:wp14="http://schemas.microsoft.com/office/word/2010/wordprocessingDrawing" xmlns:wp="http://schemas.openxmlformats.org/drawingml/2006/wordprocessingDrawing" xmlns:w10="urn:schemas-microsoft-com:office:word" xmlns:w="http://schemas.openxmlformats.org/wordprocessingml/2006/main" xmlns:w14="http://schemas.microsoft.com/office/word/2010/wordml" xmlns:w15="http://schemas.microsoft.com/office/word/2012/wordml" xmlns:w16cex="http://schemas.microsoft.com/office/word/2018/wordml/cex" xmlns:w16cid="http://schemas.microsoft.com/office/word/2016/wordml/cid" xmlns:w16="http://schemas.microsoft.com/office/word/2018/wordml" xmlns:w16sdtdh="http://schemas.microsoft.com/office/word/2020/wordml/sdtdatahash" xmlns:w16se="http://schemas.microsoft.com/office/word/2015/wordml/symex" xmlns:wpg="http://schemas.microsoft.com/office/word/2010/wordprocessingGroup" xmlns:wpi="http://schemas.microsoft.com/office/word/2010/wordprocessingInk" xmlns:wne="http://schemas.microsoft.com/office/word/2006/wordml" xmlns:wps="http://schemas.microsoft.com/office/word/2010/wordprocessingShape" mc:Ignorable="w14 w15 w16se w16cid w16 w16cex w16sdtdh wp14">
-  <w:footnote w:type="separator" w:id="-1">
-    <w:p>
-      <w:pPr>
-        <w:spacing w:after="0" w:line="240" w:lineRule="auto"/>
-      </w:pPr>
-      <w:r>
-        <w:separator/>
-      </w:r>
-    </w:p>
-  </w:footnote>
-  <w:footnote w:type="continuationSeparator" w:id="0">
-    <w:p>
-      <w:pPr>
-        <w:spacing w:after="0" w:line="240" w:lineRule="auto"/>
-      </w:pPr>
-      <w:r>
-        <w:continuationSeparator/>
-      </w:r>
-    </w:p>
-  </w:footnote>
-</w:footnotes>
 </file>
 
 <file path=word/numbering.xml><?xml version="1.0" encoding="utf-8"?>
@@ -12979,46 +12057,6 @@
   </w:num>
   <w:num w:numId="30">
     <w:abstractNumId w:val="3"/>
-  </w:num>
-  <w:num w:numId="31">
-    <w:abstractNumId w:val="4"/>
-    <w:lvlOverride w:ilvl="0"/>
-    <w:lvlOverride w:ilvl="1"/>
-    <w:lvlOverride w:ilvl="2"/>
-    <w:lvlOverride w:ilvl="3"/>
-    <w:lvlOverride w:ilvl="4"/>
-    <w:lvlOverride w:ilvl="5"/>
-    <w:lvlOverride w:ilvl="6"/>
-    <w:lvlOverride w:ilvl="7"/>
-    <w:lvlOverride w:ilvl="8"/>
-  </w:num>
-  <w:num w:numId="32">
-    <w:abstractNumId w:val="5"/>
-    <w:lvlOverride w:ilvl="0">
-      <w:startOverride w:val="1"/>
-    </w:lvlOverride>
-    <w:lvlOverride w:ilvl="1"/>
-    <w:lvlOverride w:ilvl="2"/>
-    <w:lvlOverride w:ilvl="3"/>
-    <w:lvlOverride w:ilvl="4"/>
-    <w:lvlOverride w:ilvl="5"/>
-    <w:lvlOverride w:ilvl="6"/>
-    <w:lvlOverride w:ilvl="7"/>
-    <w:lvlOverride w:ilvl="8"/>
-  </w:num>
-  <w:num w:numId="33">
-    <w:abstractNumId w:val="9"/>
-    <w:lvlOverride w:ilvl="0">
-      <w:startOverride w:val="1"/>
-    </w:lvlOverride>
-    <w:lvlOverride w:ilvl="1"/>
-    <w:lvlOverride w:ilvl="2"/>
-    <w:lvlOverride w:ilvl="3"/>
-    <w:lvlOverride w:ilvl="4"/>
-    <w:lvlOverride w:ilvl="5"/>
-    <w:lvlOverride w:ilvl="6"/>
-    <w:lvlOverride w:ilvl="7"/>
-    <w:lvlOverride w:ilvl="8"/>
   </w:num>
 </w:numbering>
 </file>
@@ -13498,50 +12536,6 @@
       <w:szCs w:val="24"/>
     </w:rPr>
   </w:style>
-  <w:style w:type="paragraph" w:styleId="Header">
-    <w:name w:val="header"/>
-    <w:basedOn w:val="Normal"/>
-    <w:link w:val="HeaderChar"/>
-    <w:uiPriority w:val="99"/>
-    <w:unhideWhenUsed/>
-    <w:rsid w:val="00FF752F"/>
-    <w:pPr>
-      <w:tabs>
-        <w:tab w:val="center" w:pos="4680"/>
-        <w:tab w:val="right" w:pos="9360"/>
-      </w:tabs>
-      <w:spacing w:after="0" w:line="240" w:lineRule="auto"/>
-    </w:pPr>
-  </w:style>
-  <w:style w:type="character" w:customStyle="1" w:styleId="HeaderChar">
-    <w:name w:val="Header Char"/>
-    <w:basedOn w:val="DefaultParagraphFont"/>
-    <w:link w:val="Header"/>
-    <w:uiPriority w:val="99"/>
-    <w:rsid w:val="00FF752F"/>
-  </w:style>
-  <w:style w:type="paragraph" w:styleId="Footer">
-    <w:name w:val="footer"/>
-    <w:basedOn w:val="Normal"/>
-    <w:link w:val="FooterChar"/>
-    <w:uiPriority w:val="99"/>
-    <w:unhideWhenUsed/>
-    <w:rsid w:val="00FF752F"/>
-    <w:pPr>
-      <w:tabs>
-        <w:tab w:val="center" w:pos="4680"/>
-        <w:tab w:val="right" w:pos="9360"/>
-      </w:tabs>
-      <w:spacing w:after="0" w:line="240" w:lineRule="auto"/>
-    </w:pPr>
-  </w:style>
-  <w:style w:type="character" w:customStyle="1" w:styleId="FooterChar">
-    <w:name w:val="Footer Char"/>
-    <w:basedOn w:val="DefaultParagraphFont"/>
-    <w:link w:val="Footer"/>
-    <w:uiPriority w:val="99"/>
-    <w:rsid w:val="00FF752F"/>
-  </w:style>
 </w:styles>
 </file>
 
